--- a/PRODUKSI/REPORT/Report Production Oktober 2026.docx
+++ b/PRODUKSI/REPORT/Report Production Oktober 2026.docx
@@ -22,18 +22,26 @@
           <w:bCs/>
         </w:rPr>
         <w:drawing>
-          <wp:anchor distT="0" distB="0" distL="114300" distR="114300" simplePos="0" relativeHeight="251658240" behindDoc="1" locked="0" layoutInCell="1" allowOverlap="1" wp14:anchorId="395C72ED" wp14:editId="468E18E8">
+          <wp:anchor distT="0" distB="0" distL="114300" distR="114300" simplePos="0" relativeHeight="251659264" behindDoc="1" locked="0" layoutInCell="1" allowOverlap="1" wp14:anchorId="7C5728FC" wp14:editId="0C757D4D">
             <wp:simplePos x="0" y="0"/>
             <wp:positionH relativeFrom="column">
-              <wp:posOffset>-800100</wp:posOffset>
+              <wp:posOffset>-391160</wp:posOffset>
             </wp:positionH>
             <wp:positionV relativeFrom="paragraph">
-              <wp:posOffset>433705</wp:posOffset>
+              <wp:posOffset>290830</wp:posOffset>
             </wp:positionV>
-            <wp:extent cx="7355840" cy="4162425"/>
-            <wp:effectExtent l="0" t="0" r="0" b="9525"/>
-            <wp:wrapSquare wrapText="bothSides"/>
-            <wp:docPr id="1264842519" name="Picture 1"/>
+            <wp:extent cx="6677025" cy="2886710"/>
+            <wp:effectExtent l="0" t="0" r="9525" b="8890"/>
+            <wp:wrapTight wrapText="bothSides">
+              <wp:wrapPolygon edited="0">
+                <wp:start x="0" y="0"/>
+                <wp:lineTo x="0" y="21524"/>
+                <wp:lineTo x="21569" y="21524"/>
+                <wp:lineTo x="21569" y="0"/>
+                <wp:lineTo x="0" y="0"/>
+              </wp:wrapPolygon>
+            </wp:wrapTight>
+            <wp:docPr id="1983755167" name="Picture 1"/>
             <wp:cNvGraphicFramePr>
               <a:graphicFrameLocks xmlns:a="http://schemas.openxmlformats.org/drawingml/2006/main" noChangeAspect="1"/>
             </wp:cNvGraphicFramePr>
@@ -41,7 +49,7 @@
               <a:graphicData uri="http://schemas.openxmlformats.org/drawingml/2006/picture">
                 <pic:pic xmlns:pic="http://schemas.openxmlformats.org/drawingml/2006/picture">
                   <pic:nvPicPr>
-                    <pic:cNvPr id="1264842519" name=""/>
+                    <pic:cNvPr id="1983755167" name=""/>
                     <pic:cNvPicPr/>
                   </pic:nvPicPr>
                   <pic:blipFill>
@@ -59,7 +67,7 @@
                   <pic:spPr>
                     <a:xfrm>
                       <a:off x="0" y="0"/>
-                      <a:ext cx="7355840" cy="4162425"/>
+                      <a:ext cx="6677025" cy="2886710"/>
                     </a:xfrm>
                     <a:prstGeom prst="rect">
                       <a:avLst/>
@@ -77,127 +85,299 @@
           </wp:anchor>
         </w:drawing>
       </w:r>
-      <w:proofErr w:type="spellStart"/>
       <w:r>
         <w:rPr>
           <w:rFonts w:ascii="Times New Roman" w:hAnsi="Times New Roman" w:cs="Times New Roman"/>
           <w:b/>
           <w:bCs/>
         </w:rPr>
+        <w:t>Rom Inventory CIL Processing Plant Oktober 2026</w:t>
+      </w:r>
+    </w:p>
+    <w:p>
+      <w:pPr>
+        <w:pStyle w:val="ListParagraph"/>
+        <w:ind w:left="-567"/>
+      </w:pPr>
+      <w:proofErr w:type="spellStart"/>
+      <w:r>
+        <w:t>Estimasi</w:t>
+      </w:r>
+      <w:proofErr w:type="spellEnd"/>
+      <w:r>
+        <w:t xml:space="preserve"> </w:t>
+      </w:r>
+      <w:proofErr w:type="spellStart"/>
+      <w:r>
         <w:t>Tonage</w:t>
       </w:r>
       <w:proofErr w:type="spellEnd"/>
       <w:r>
+        <w:t xml:space="preserve"> </w:t>
+      </w:r>
+      <w:r>
+        <w:t xml:space="preserve">yang </w:t>
+      </w:r>
+      <w:proofErr w:type="spellStart"/>
+      <w:r>
+        <w:t>berada</w:t>
+      </w:r>
+      <w:proofErr w:type="spellEnd"/>
+      <w:r>
+        <w:t xml:space="preserve"> di ROM </w:t>
+      </w:r>
+      <w:proofErr w:type="spellStart"/>
+      <w:r>
+        <w:t>dari</w:t>
+      </w:r>
+      <w:proofErr w:type="spellEnd"/>
+      <w:r>
+        <w:t xml:space="preserve"> data Survey </w:t>
+      </w:r>
+      <w:r>
+        <w:rPr>
+          <w:b/>
+          <w:bCs/>
+        </w:rPr>
+        <w:t>1.942 Ton (</w:t>
+      </w:r>
+      <w:r>
+        <w:t>WMT).</w:t>
+      </w:r>
+    </w:p>
+    <w:p>
+      <w:pPr>
+        <w:pStyle w:val="ListParagraph"/>
+        <w:ind w:left="-567"/>
+      </w:pPr>
+    </w:p>
+    <w:p>
+      <w:pPr>
+        <w:pStyle w:val="ListParagraph"/>
+        <w:numPr>
+          <w:ilvl w:val="0"/>
+          <w:numId w:val="1"/>
+        </w:numPr>
+        <w:ind w:left="-426"/>
+        <w:rPr>
+          <w:b/>
+          <w:bCs/>
+        </w:rPr>
+      </w:pPr>
+      <w:r>
+        <w:rPr>
+          <w:b/>
+          <w:bCs/>
+        </w:rPr>
+        <w:drawing>
+          <wp:anchor distT="0" distB="0" distL="114300" distR="114300" simplePos="0" relativeHeight="251660288" behindDoc="1" locked="0" layoutInCell="1" allowOverlap="1" wp14:anchorId="6F8ACADD" wp14:editId="34E43D9B">
+            <wp:simplePos x="0" y="0"/>
+            <wp:positionH relativeFrom="column">
+              <wp:posOffset>-267335</wp:posOffset>
+            </wp:positionH>
+            <wp:positionV relativeFrom="paragraph">
+              <wp:posOffset>213360</wp:posOffset>
+            </wp:positionV>
+            <wp:extent cx="6657975" cy="3047365"/>
+            <wp:effectExtent l="0" t="0" r="9525" b="635"/>
+            <wp:wrapTight wrapText="bothSides">
+              <wp:wrapPolygon edited="0">
+                <wp:start x="0" y="0"/>
+                <wp:lineTo x="0" y="21469"/>
+                <wp:lineTo x="21569" y="21469"/>
+                <wp:lineTo x="21569" y="0"/>
+                <wp:lineTo x="0" y="0"/>
+              </wp:wrapPolygon>
+            </wp:wrapTight>
+            <wp:docPr id="183762775" name="Picture 1"/>
+            <wp:cNvGraphicFramePr>
+              <a:graphicFrameLocks xmlns:a="http://schemas.openxmlformats.org/drawingml/2006/main" noChangeAspect="1"/>
+            </wp:cNvGraphicFramePr>
+            <a:graphic xmlns:a="http://schemas.openxmlformats.org/drawingml/2006/main">
+              <a:graphicData uri="http://schemas.openxmlformats.org/drawingml/2006/picture">
+                <pic:pic xmlns:pic="http://schemas.openxmlformats.org/drawingml/2006/picture">
+                  <pic:nvPicPr>
+                    <pic:cNvPr id="183762775" name=""/>
+                    <pic:cNvPicPr/>
+                  </pic:nvPicPr>
+                  <pic:blipFill>
+                    <a:blip r:embed="rId8">
+                      <a:extLst>
+                        <a:ext uri="{28A0092B-C50C-407E-A947-70E740481C1C}">
+                          <a14:useLocalDpi xmlns:a14="http://schemas.microsoft.com/office/drawing/2010/main" val="0"/>
+                        </a:ext>
+                      </a:extLst>
+                    </a:blip>
+                    <a:stretch>
+                      <a:fillRect/>
+                    </a:stretch>
+                  </pic:blipFill>
+                  <pic:spPr>
+                    <a:xfrm>
+                      <a:off x="0" y="0"/>
+                      <a:ext cx="6657975" cy="3047365"/>
+                    </a:xfrm>
+                    <a:prstGeom prst="rect">
+                      <a:avLst/>
+                    </a:prstGeom>
+                  </pic:spPr>
+                </pic:pic>
+              </a:graphicData>
+            </a:graphic>
+            <wp14:sizeRelH relativeFrom="margin">
+              <wp14:pctWidth>0</wp14:pctWidth>
+            </wp14:sizeRelH>
+            <wp14:sizeRelV relativeFrom="margin">
+              <wp14:pctHeight>0</wp14:pctHeight>
+            </wp14:sizeRelV>
+          </wp:anchor>
+        </w:drawing>
+      </w:r>
+      <w:r>
+        <w:rPr>
+          <w:b/>
+          <w:bCs/>
+        </w:rPr>
+        <w:t>Crushing Production Oktober 2026</w:t>
+      </w:r>
+    </w:p>
+    <w:p>
+      <w:pPr>
+        <w:pStyle w:val="ListParagraph"/>
+        <w:ind w:left="-567"/>
+      </w:pPr>
+      <w:r>
+        <w:t xml:space="preserve">Total tonnage </w:t>
+      </w:r>
+      <w:proofErr w:type="spellStart"/>
+      <w:r>
+        <w:t>produksi</w:t>
+      </w:r>
+      <w:proofErr w:type="spellEnd"/>
+      <w:r>
+        <w:t xml:space="preserve"> yang </w:t>
+      </w:r>
+      <w:proofErr w:type="spellStart"/>
+      <w:r>
+        <w:t>sudah</w:t>
+      </w:r>
+      <w:proofErr w:type="spellEnd"/>
+      <w:r>
+        <w:t xml:space="preserve"> </w:t>
+      </w:r>
+      <w:proofErr w:type="spellStart"/>
+      <w:r>
+        <w:t>dilakukan</w:t>
+      </w:r>
+      <w:proofErr w:type="spellEnd"/>
+      <w:r>
+        <w:t xml:space="preserve"> proses crashing di periode Oktober 2026 </w:t>
+      </w:r>
+      <w:proofErr w:type="spellStart"/>
+      <w:r>
+        <w:t>adalah</w:t>
+      </w:r>
+      <w:proofErr w:type="spellEnd"/>
+      <w:r>
+        <w:t xml:space="preserve"> </w:t>
+      </w:r>
+      <w:r>
+        <w:rPr>
+          <w:b/>
+          <w:bCs/>
+        </w:rPr>
+        <w:t xml:space="preserve">1.913 Ton </w:t>
+      </w:r>
+      <w:r>
+        <w:t xml:space="preserve">update </w:t>
+      </w:r>
+      <w:proofErr w:type="spellStart"/>
+      <w:r>
+        <w:t>hingga</w:t>
+      </w:r>
+      <w:proofErr w:type="spellEnd"/>
+      <w:r>
+        <w:t xml:space="preserve"> 26/10/2026. </w:t>
+      </w:r>
+    </w:p>
+    <w:p>
+      <w:pPr>
+        <w:pStyle w:val="ListParagraph"/>
+        <w:ind w:left="-426"/>
         <w:rPr>
           <w:rFonts w:ascii="Times New Roman" w:hAnsi="Times New Roman" w:cs="Times New Roman"/>
           <w:b/>
           <w:bCs/>
         </w:rPr>
-        <w:t xml:space="preserve"> Crushing </w:t>
-      </w:r>
-      <w:r>
+      </w:pPr>
+    </w:p>
+    <w:p>
+      <w:pPr>
+        <w:pStyle w:val="ListParagraph"/>
+        <w:ind w:left="-426"/>
         <w:rPr>
           <w:rFonts w:ascii="Times New Roman" w:hAnsi="Times New Roman" w:cs="Times New Roman"/>
           <w:b/>
           <w:bCs/>
         </w:rPr>
-        <w:t>Production</w:t>
-      </w:r>
+      </w:pPr>
     </w:p>
-    <w:p/>
+    <w:p>
+      <w:pPr>
+        <w:pStyle w:val="ListParagraph"/>
+        <w:ind w:left="-426"/>
+        <w:rPr>
+          <w:rFonts w:ascii="Times New Roman" w:hAnsi="Times New Roman" w:cs="Times New Roman"/>
+          <w:b/>
+          <w:bCs/>
+        </w:rPr>
+      </w:pPr>
+    </w:p>
+    <w:p>
+      <w:pPr>
+        <w:pStyle w:val="ListParagraph"/>
+        <w:ind w:left="-426"/>
+        <w:rPr>
+          <w:rFonts w:ascii="Times New Roman" w:hAnsi="Times New Roman" w:cs="Times New Roman"/>
+          <w:b/>
+          <w:bCs/>
+        </w:rPr>
+      </w:pPr>
+    </w:p>
+    <w:p>
+      <w:pPr>
+        <w:pStyle w:val="ListParagraph"/>
+        <w:ind w:left="-426"/>
+        <w:rPr>
+          <w:rFonts w:ascii="Times New Roman" w:hAnsi="Times New Roman" w:cs="Times New Roman"/>
+          <w:b/>
+          <w:bCs/>
+        </w:rPr>
+      </w:pPr>
+    </w:p>
     <w:p>
       <w:pPr>
         <w:pStyle w:val="ListParagraph"/>
         <w:numPr>
           <w:ilvl w:val="0"/>
-          <w:numId w:val="2"/>
+          <w:numId w:val="1"/>
         </w:numPr>
-        <w:ind w:left="-567"/>
+        <w:ind w:left="-426"/>
         <w:rPr>
+          <w:rFonts w:ascii="Times New Roman" w:hAnsi="Times New Roman" w:cs="Times New Roman"/>
           <w:b/>
           <w:bCs/>
         </w:rPr>
       </w:pPr>
-      <w:proofErr w:type="spellStart"/>
-      <w:r>
-        <w:t>Estimassi</w:t>
-      </w:r>
-      <w:proofErr w:type="spellEnd"/>
-      <w:r>
-        <w:t xml:space="preserve"> </w:t>
-      </w:r>
-      <w:proofErr w:type="spellStart"/>
-      <w:r>
-        <w:t>Tonage</w:t>
-      </w:r>
-      <w:proofErr w:type="spellEnd"/>
-      <w:r>
-        <w:t xml:space="preserve"> yang </w:t>
-      </w:r>
-      <w:proofErr w:type="spellStart"/>
-      <w:r>
-        <w:t>sudah</w:t>
-      </w:r>
-      <w:proofErr w:type="spellEnd"/>
-      <w:r>
-        <w:t xml:space="preserve"> </w:t>
-      </w:r>
-      <w:proofErr w:type="spellStart"/>
-      <w:r>
-        <w:t>dilakukan</w:t>
-      </w:r>
-      <w:proofErr w:type="spellEnd"/>
-      <w:r>
-        <w:t xml:space="preserve"> proses crushing </w:t>
-      </w:r>
-      <w:proofErr w:type="spellStart"/>
-      <w:r>
-        <w:t>dari</w:t>
-      </w:r>
-      <w:proofErr w:type="spellEnd"/>
-      <w:r>
-        <w:t xml:space="preserve"> Stock Rom CIL </w:t>
-      </w:r>
-      <w:proofErr w:type="spellStart"/>
-      <w:r>
-        <w:t>dari</w:t>
-      </w:r>
-      <w:proofErr w:type="spellEnd"/>
-      <w:r>
-        <w:t xml:space="preserve"> </w:t>
-      </w:r>
-      <w:proofErr w:type="spellStart"/>
-      <w:r>
-        <w:t>tanggal</w:t>
-      </w:r>
-      <w:proofErr w:type="spellEnd"/>
-      <w:r>
-        <w:t xml:space="preserve"> 1 Oktober – 26 Oktober 2026 </w:t>
-      </w:r>
-      <w:proofErr w:type="spellStart"/>
-      <w:r>
-        <w:t>adalah</w:t>
-      </w:r>
-      <w:proofErr w:type="spellEnd"/>
-      <w:r>
-        <w:t xml:space="preserve"> </w:t>
-      </w:r>
       <w:r>
         <w:rPr>
+          <w:rFonts w:ascii="Times New Roman" w:hAnsi="Times New Roman" w:cs="Times New Roman"/>
           <w:b/>
           <w:bCs/>
         </w:rPr>
-        <w:t>2.904 Ton.</w:t>
-      </w:r>
-    </w:p>
-    <w:p>
-      <w:pPr>
-        <w:pStyle w:val="ListParagraph"/>
-        <w:rPr>
-          <w:b/>
-          <w:bCs/>
-        </w:rPr>
-      </w:pPr>
+        <w:lastRenderedPageBreak/>
+        <w:t>Material Process Milling are and Leaching Are Production (Upstream) Oktober 2026</w:t>
+      </w:r>
     </w:p>
     <w:p/>
     <w:p>
@@ -222,7 +402,7 @@
     <w:p/>
     <w:p/>
     <w:sectPr>
-      <w:headerReference w:type="default" r:id="rId8"/>
+      <w:headerReference w:type="default" r:id="rId9"/>
       <w:pgSz w:w="11906" w:h="16838"/>
       <w:pgMar w:top="1440" w:right="1440" w:bottom="1440" w:left="1440" w:header="708" w:footer="708" w:gutter="0"/>
       <w:cols w:space="708"/>

--- a/PRODUKSI/REPORT/Report Production Oktober 2026.docx
+++ b/PRODUKSI/REPORT/Report Production Oktober 2026.docx
@@ -20,23 +20,24 @@
         <w:rPr>
           <w:b/>
           <w:bCs/>
+          <w:noProof/>
         </w:rPr>
         <w:drawing>
-          <wp:anchor distT="0" distB="0" distL="114300" distR="114300" simplePos="0" relativeHeight="251659264" behindDoc="1" locked="0" layoutInCell="1" allowOverlap="1" wp14:anchorId="7C5728FC" wp14:editId="0C757D4D">
+          <wp:anchor distT="0" distB="0" distL="114300" distR="114300" simplePos="0" relativeHeight="251659264" behindDoc="1" locked="0" layoutInCell="1" allowOverlap="1" wp14:anchorId="7C5728FC" wp14:editId="724C07A1">
             <wp:simplePos x="0" y="0"/>
             <wp:positionH relativeFrom="column">
-              <wp:posOffset>-391160</wp:posOffset>
+              <wp:posOffset>-388620</wp:posOffset>
             </wp:positionH>
             <wp:positionV relativeFrom="paragraph">
-              <wp:posOffset>290830</wp:posOffset>
+              <wp:posOffset>355600</wp:posOffset>
             </wp:positionV>
-            <wp:extent cx="6677025" cy="2886710"/>
-            <wp:effectExtent l="0" t="0" r="9525" b="8890"/>
+            <wp:extent cx="6677025" cy="2817495"/>
+            <wp:effectExtent l="0" t="0" r="9525" b="1905"/>
             <wp:wrapTight wrapText="bothSides">
               <wp:wrapPolygon edited="0">
                 <wp:start x="0" y="0"/>
-                <wp:lineTo x="0" y="21524"/>
-                <wp:lineTo x="21569" y="21524"/>
+                <wp:lineTo x="0" y="21469"/>
+                <wp:lineTo x="21569" y="21469"/>
                 <wp:lineTo x="21569" y="0"/>
                 <wp:lineTo x="0" y="0"/>
               </wp:wrapPolygon>
@@ -67,7 +68,7 @@
                   <pic:spPr>
                     <a:xfrm>
                       <a:off x="0" y="0"/>
-                      <a:ext cx="6677025" cy="2886710"/>
+                      <a:ext cx="6677025" cy="2817495"/>
                     </a:xfrm>
                     <a:prstGeom prst="rect">
                       <a:avLst/>
@@ -97,7 +98,7 @@
     <w:p>
       <w:pPr>
         <w:pStyle w:val="ListParagraph"/>
-        <w:ind w:left="-567"/>
+        <w:ind w:left="-567" w:firstLine="141"/>
       </w:pPr>
       <w:proofErr w:type="spellStart"/>
       <w:r>
@@ -168,6 +169,7 @@
         <w:rPr>
           <w:b/>
           <w:bCs/>
+          <w:noProof/>
         </w:rPr>
         <w:drawing>
           <wp:anchor distT="0" distB="0" distL="114300" distR="114300" simplePos="0" relativeHeight="251660288" behindDoc="1" locked="0" layoutInCell="1" allowOverlap="1" wp14:anchorId="6F8ACADD" wp14:editId="34E43D9B">
@@ -271,7 +273,35 @@
       </w:r>
       <w:proofErr w:type="spellEnd"/>
       <w:r>
-        <w:t xml:space="preserve"> proses crashing di periode Oktober 2026 </w:t>
+        <w:t xml:space="preserve"> proses cr</w:t>
+      </w:r>
+      <w:r>
+        <w:t>u</w:t>
+      </w:r>
+      <w:r>
+        <w:t xml:space="preserve">shing di </w:t>
+      </w:r>
+      <w:proofErr w:type="spellStart"/>
+      <w:r>
+        <w:t>periode</w:t>
+      </w:r>
+      <w:proofErr w:type="spellEnd"/>
+      <w:r>
+        <w:t xml:space="preserve"> </w:t>
+      </w:r>
+      <w:r>
+        <w:t xml:space="preserve">04 </w:t>
+      </w:r>
+      <w:r>
+        <w:t xml:space="preserve">Oktober 2026 </w:t>
+      </w:r>
+      <w:proofErr w:type="spellStart"/>
+      <w:r>
+        <w:t>hingg</w:t>
+      </w:r>
+      <w:proofErr w:type="spellEnd"/>
+      <w:r>
+        <w:t xml:space="preserve"> 26 Oktober 2026 </w:t>
       </w:r>
       <w:proofErr w:type="spellStart"/>
       <w:r>
@@ -286,24 +316,21 @@
           <w:b/>
           <w:bCs/>
         </w:rPr>
-        <w:t xml:space="preserve">1.913 Ton </w:t>
-      </w:r>
-      <w:r>
-        <w:t xml:space="preserve">update </w:t>
-      </w:r>
-      <w:proofErr w:type="spellStart"/>
-      <w:r>
-        <w:t>hingga</w:t>
-      </w:r>
-      <w:proofErr w:type="spellEnd"/>
-      <w:r>
-        <w:t xml:space="preserve"> 26/10/2026. </w:t>
+        <w:t>1.913 Ton</w:t>
+      </w:r>
+      <w:r>
+        <w:rPr>
+          <w:b/>
+          <w:bCs/>
+        </w:rPr>
+        <w:t>.</w:t>
       </w:r>
     </w:p>
     <w:p>
       <w:pPr>
         <w:pStyle w:val="ListParagraph"/>
         <w:ind w:left="-426"/>
+        <w:jc w:val="both"/>
         <w:rPr>
           <w:rFonts w:ascii="Times New Roman" w:hAnsi="Times New Roman" w:cs="Times New Roman"/>
           <w:b/>
@@ -315,6 +342,7 @@
       <w:pPr>
         <w:pStyle w:val="ListParagraph"/>
         <w:ind w:left="-426"/>
+        <w:jc w:val="center"/>
         <w:rPr>
           <w:rFonts w:ascii="Times New Roman" w:hAnsi="Times New Roman" w:cs="Times New Roman"/>
           <w:b/>
@@ -370,24 +398,1967 @@
         </w:rPr>
       </w:pPr>
       <w:r>
+        <w:lastRenderedPageBreak/>
+        <w:drawing>
+          <wp:anchor distT="0" distB="0" distL="114300" distR="114300" simplePos="0" relativeHeight="251662336" behindDoc="1" locked="0" layoutInCell="1" allowOverlap="1" wp14:anchorId="4CC140F6" wp14:editId="21E1E3A7">
+            <wp:simplePos x="0" y="0"/>
+            <wp:positionH relativeFrom="column">
+              <wp:posOffset>-390525</wp:posOffset>
+            </wp:positionH>
+            <wp:positionV relativeFrom="paragraph">
+              <wp:posOffset>3268345</wp:posOffset>
+            </wp:positionV>
+            <wp:extent cx="6741160" cy="2553335"/>
+            <wp:effectExtent l="0" t="0" r="2540" b="0"/>
+            <wp:wrapTight wrapText="bothSides">
+              <wp:wrapPolygon edited="0">
+                <wp:start x="0" y="0"/>
+                <wp:lineTo x="0" y="21433"/>
+                <wp:lineTo x="21547" y="21433"/>
+                <wp:lineTo x="21547" y="0"/>
+                <wp:lineTo x="0" y="0"/>
+              </wp:wrapPolygon>
+            </wp:wrapTight>
+            <wp:docPr id="1209625141" name="Picture 1"/>
+            <wp:cNvGraphicFramePr>
+              <a:graphicFrameLocks xmlns:a="http://schemas.openxmlformats.org/drawingml/2006/main" noChangeAspect="1"/>
+            </wp:cNvGraphicFramePr>
+            <a:graphic xmlns:a="http://schemas.openxmlformats.org/drawingml/2006/main">
+              <a:graphicData uri="http://schemas.openxmlformats.org/drawingml/2006/picture">
+                <pic:pic xmlns:pic="http://schemas.openxmlformats.org/drawingml/2006/picture">
+                  <pic:nvPicPr>
+                    <pic:cNvPr id="1209625141" name=""/>
+                    <pic:cNvPicPr/>
+                  </pic:nvPicPr>
+                  <pic:blipFill>
+                    <a:blip r:embed="rId9">
+                      <a:extLst>
+                        <a:ext uri="{28A0092B-C50C-407E-A947-70E740481C1C}">
+                          <a14:useLocalDpi xmlns:a14="http://schemas.microsoft.com/office/drawing/2010/main" val="0"/>
+                        </a:ext>
+                      </a:extLst>
+                    </a:blip>
+                    <a:stretch>
+                      <a:fillRect/>
+                    </a:stretch>
+                  </pic:blipFill>
+                  <pic:spPr>
+                    <a:xfrm>
+                      <a:off x="0" y="0"/>
+                      <a:ext cx="6741160" cy="2553335"/>
+                    </a:xfrm>
+                    <a:prstGeom prst="rect">
+                      <a:avLst/>
+                    </a:prstGeom>
+                  </pic:spPr>
+                </pic:pic>
+              </a:graphicData>
+            </a:graphic>
+            <wp14:sizeRelH relativeFrom="margin">
+              <wp14:pctWidth>0</wp14:pctWidth>
+            </wp14:sizeRelH>
+            <wp14:sizeRelV relativeFrom="margin">
+              <wp14:pctHeight>0</wp14:pctHeight>
+            </wp14:sizeRelV>
+          </wp:anchor>
+        </w:drawing>
+      </w:r>
+      <w:r>
+        <w:drawing>
+          <wp:anchor distT="0" distB="0" distL="114300" distR="114300" simplePos="0" relativeHeight="251661312" behindDoc="1" locked="0" layoutInCell="1" allowOverlap="1" wp14:anchorId="1002C4F9" wp14:editId="3253887B">
+            <wp:simplePos x="0" y="0"/>
+            <wp:positionH relativeFrom="column">
+              <wp:posOffset>-446405</wp:posOffset>
+            </wp:positionH>
+            <wp:positionV relativeFrom="paragraph">
+              <wp:posOffset>302260</wp:posOffset>
+            </wp:positionV>
+            <wp:extent cx="6784975" cy="2843530"/>
+            <wp:effectExtent l="0" t="0" r="0" b="0"/>
+            <wp:wrapTight wrapText="bothSides">
+              <wp:wrapPolygon edited="0">
+                <wp:start x="0" y="0"/>
+                <wp:lineTo x="0" y="21417"/>
+                <wp:lineTo x="21529" y="21417"/>
+                <wp:lineTo x="21529" y="0"/>
+                <wp:lineTo x="0" y="0"/>
+              </wp:wrapPolygon>
+            </wp:wrapTight>
+            <wp:docPr id="1739098759" name="Picture 1"/>
+            <wp:cNvGraphicFramePr>
+              <a:graphicFrameLocks xmlns:a="http://schemas.openxmlformats.org/drawingml/2006/main" noChangeAspect="1"/>
+            </wp:cNvGraphicFramePr>
+            <a:graphic xmlns:a="http://schemas.openxmlformats.org/drawingml/2006/main">
+              <a:graphicData uri="http://schemas.openxmlformats.org/drawingml/2006/picture">
+                <pic:pic xmlns:pic="http://schemas.openxmlformats.org/drawingml/2006/picture">
+                  <pic:nvPicPr>
+                    <pic:cNvPr id="1739098759" name=""/>
+                    <pic:cNvPicPr/>
+                  </pic:nvPicPr>
+                  <pic:blipFill>
+                    <a:blip r:embed="rId10">
+                      <a:extLst>
+                        <a:ext uri="{28A0092B-C50C-407E-A947-70E740481C1C}">
+                          <a14:useLocalDpi xmlns:a14="http://schemas.microsoft.com/office/drawing/2010/main" val="0"/>
+                        </a:ext>
+                      </a:extLst>
+                    </a:blip>
+                    <a:stretch>
+                      <a:fillRect/>
+                    </a:stretch>
+                  </pic:blipFill>
+                  <pic:spPr>
+                    <a:xfrm>
+                      <a:off x="0" y="0"/>
+                      <a:ext cx="6784975" cy="2843530"/>
+                    </a:xfrm>
+                    <a:prstGeom prst="rect">
+                      <a:avLst/>
+                    </a:prstGeom>
+                  </pic:spPr>
+                </pic:pic>
+              </a:graphicData>
+            </a:graphic>
+            <wp14:sizeRelH relativeFrom="margin">
+              <wp14:pctWidth>0</wp14:pctWidth>
+            </wp14:sizeRelH>
+            <wp14:sizeRelV relativeFrom="margin">
+              <wp14:pctHeight>0</wp14:pctHeight>
+            </wp14:sizeRelV>
+          </wp:anchor>
+        </w:drawing>
+      </w:r>
+      <w:r>
         <w:rPr>
           <w:rFonts w:ascii="Times New Roman" w:hAnsi="Times New Roman" w:cs="Times New Roman"/>
           <w:b/>
           <w:bCs/>
         </w:rPr>
+        <w:t>Material Process Milling are and Leaching Are Production (Upstream) Oktober 2026</w:t>
+      </w:r>
+    </w:p>
+    <w:p>
+      <w:pPr>
+        <w:ind w:left="-567"/>
+        <w:rPr>
+          <w:b/>
+          <w:bCs/>
+        </w:rPr>
+      </w:pPr>
+      <w:proofErr w:type="spellStart"/>
+      <w:r>
+        <w:rPr>
+          <w:b/>
+          <w:bCs/>
+        </w:rPr>
+        <w:t>Catatan</w:t>
+      </w:r>
+      <w:proofErr w:type="spellEnd"/>
+      <w:r>
+        <w:rPr>
+          <w:b/>
+          <w:bCs/>
+        </w:rPr>
+        <w:t>:</w:t>
+      </w:r>
+    </w:p>
+    <w:p>
+      <w:pPr>
+        <w:pStyle w:val="ListParagraph"/>
+        <w:numPr>
+          <w:ilvl w:val="0"/>
+          <w:numId w:val="4"/>
+        </w:numPr>
+        <w:ind w:left="709"/>
+        <w:jc w:val="both"/>
+        <w:rPr>
+          <w:b/>
+          <w:bCs/>
+        </w:rPr>
+      </w:pPr>
+      <w:r>
+        <w:t xml:space="preserve">Rata-rata </w:t>
+      </w:r>
+      <w:proofErr w:type="spellStart"/>
+      <w:r>
+        <w:t>waktu</w:t>
+      </w:r>
+      <w:proofErr w:type="spellEnd"/>
+      <w:r>
+        <w:t xml:space="preserve"> </w:t>
+      </w:r>
+      <w:proofErr w:type="spellStart"/>
+      <w:r>
+        <w:t>penggilingan</w:t>
+      </w:r>
+      <w:proofErr w:type="spellEnd"/>
+      <w:r>
+        <w:t xml:space="preserve"> material </w:t>
+      </w:r>
+      <w:proofErr w:type="spellStart"/>
+      <w:r>
+        <w:t>hingga</w:t>
+      </w:r>
+      <w:proofErr w:type="spellEnd"/>
+      <w:r>
+        <w:t xml:space="preserve"> </w:t>
+      </w:r>
+      <w:proofErr w:type="spellStart"/>
+      <w:r>
+        <w:t>tercapai</w:t>
+      </w:r>
+      <w:proofErr w:type="spellEnd"/>
+      <w:r>
+        <w:t xml:space="preserve"> target </w:t>
+      </w:r>
+      <w:proofErr w:type="spellStart"/>
+      <w:r>
+        <w:t>produksi</w:t>
+      </w:r>
+      <w:proofErr w:type="spellEnd"/>
+      <w:r>
+        <w:t xml:space="preserve"> </w:t>
+      </w:r>
+      <w:proofErr w:type="spellStart"/>
+      <w:r>
+        <w:t>dalam</w:t>
+      </w:r>
+      <w:proofErr w:type="spellEnd"/>
+      <w:r>
+        <w:t xml:space="preserve"> </w:t>
+      </w:r>
+      <w:proofErr w:type="spellStart"/>
+      <w:r>
+        <w:t>satu</w:t>
+      </w:r>
+      <w:proofErr w:type="spellEnd"/>
+      <w:r>
+        <w:t xml:space="preserve"> kali batch </w:t>
+      </w:r>
+      <w:proofErr w:type="spellStart"/>
+      <w:r>
+        <w:t>mengalami</w:t>
+      </w:r>
+      <w:proofErr w:type="spellEnd"/>
+      <w:r>
+        <w:t xml:space="preserve"> </w:t>
+      </w:r>
+      <w:proofErr w:type="spellStart"/>
+      <w:r>
+        <w:t>perbedaan</w:t>
+      </w:r>
+      <w:proofErr w:type="spellEnd"/>
+      <w:r>
+        <w:t xml:space="preserve"> </w:t>
+      </w:r>
+      <w:proofErr w:type="spellStart"/>
+      <w:r>
+        <w:t>dikarenakan</w:t>
+      </w:r>
+      <w:proofErr w:type="spellEnd"/>
+      <w:r>
+        <w:t xml:space="preserve"> </w:t>
+      </w:r>
+      <w:proofErr w:type="spellStart"/>
+      <w:r>
+        <w:t>ada</w:t>
+      </w:r>
+      <w:proofErr w:type="spellEnd"/>
+      <w:r>
+        <w:t xml:space="preserve"> </w:t>
+      </w:r>
+      <w:proofErr w:type="spellStart"/>
+      <w:r>
+        <w:t>perubahan</w:t>
+      </w:r>
+      <w:proofErr w:type="spellEnd"/>
+      <w:r>
+        <w:t xml:space="preserve"> target </w:t>
+      </w:r>
+      <w:proofErr w:type="spellStart"/>
+      <w:r>
+        <w:t>tinggi</w:t>
+      </w:r>
+      <w:proofErr w:type="spellEnd"/>
+      <w:r>
+        <w:t xml:space="preserve"> volume slurry pada </w:t>
+      </w:r>
+      <w:proofErr w:type="spellStart"/>
+      <w:r>
+        <w:t>tanki</w:t>
+      </w:r>
+      <w:proofErr w:type="spellEnd"/>
+      <w:r>
+        <w:t xml:space="preserve">. Pada proses </w:t>
+      </w:r>
+      <w:proofErr w:type="spellStart"/>
+      <w:r>
+        <w:t>pengolahan</w:t>
+      </w:r>
+      <w:proofErr w:type="spellEnd"/>
+      <w:r>
+        <w:t xml:space="preserve"> kali </w:t>
+      </w:r>
+      <w:proofErr w:type="spellStart"/>
+      <w:r>
+        <w:t>ini</w:t>
+      </w:r>
+      <w:proofErr w:type="spellEnd"/>
+      <w:r>
+        <w:t xml:space="preserve"> </w:t>
+      </w:r>
+      <w:proofErr w:type="spellStart"/>
+      <w:r>
+        <w:t>terjadi</w:t>
+      </w:r>
+      <w:proofErr w:type="spellEnd"/>
+      <w:r>
+        <w:t xml:space="preserve"> </w:t>
+      </w:r>
+      <w:proofErr w:type="spellStart"/>
+      <w:r>
+        <w:t>beberapa</w:t>
+      </w:r>
+      <w:proofErr w:type="spellEnd"/>
+      <w:r>
+        <w:t xml:space="preserve"> </w:t>
+      </w:r>
+      <w:proofErr w:type="spellStart"/>
+      <w:r>
+        <w:t>kendala</w:t>
+      </w:r>
+      <w:proofErr w:type="spellEnd"/>
+      <w:r>
+        <w:t xml:space="preserve"> Dimana </w:t>
+      </w:r>
+      <w:proofErr w:type="spellStart"/>
+      <w:r>
+        <w:t>terhambatnya</w:t>
+      </w:r>
+      <w:proofErr w:type="spellEnd"/>
+      <w:r>
+        <w:t xml:space="preserve"> </w:t>
+      </w:r>
+      <w:proofErr w:type="spellStart"/>
+      <w:r>
+        <w:t>waktu</w:t>
+      </w:r>
+      <w:proofErr w:type="spellEnd"/>
+      <w:r>
+        <w:t xml:space="preserve"> proses </w:t>
+      </w:r>
+      <w:proofErr w:type="spellStart"/>
+      <w:r>
+        <w:t>produksi</w:t>
+      </w:r>
+      <w:proofErr w:type="spellEnd"/>
+      <w:r>
+        <w:t xml:space="preserve"> </w:t>
+      </w:r>
+      <w:proofErr w:type="spellStart"/>
+      <w:r>
+        <w:t>yaitu</w:t>
+      </w:r>
+      <w:proofErr w:type="spellEnd"/>
+      <w:r>
+        <w:t xml:space="preserve"> water process yang </w:t>
+      </w:r>
+      <w:proofErr w:type="spellStart"/>
+      <w:r>
+        <w:t>diperlukan</w:t>
+      </w:r>
+      <w:proofErr w:type="spellEnd"/>
+      <w:r>
+        <w:t xml:space="preserve"> </w:t>
+      </w:r>
+      <w:proofErr w:type="spellStart"/>
+      <w:r>
+        <w:t>dalam</w:t>
+      </w:r>
+      <w:proofErr w:type="spellEnd"/>
+      <w:r>
+        <w:t xml:space="preserve"> </w:t>
+      </w:r>
+      <w:proofErr w:type="spellStart"/>
+      <w:r>
+        <w:t>pengolahan</w:t>
+      </w:r>
+      <w:proofErr w:type="spellEnd"/>
+      <w:r>
+        <w:t xml:space="preserve"> sangat </w:t>
+      </w:r>
+      <w:proofErr w:type="spellStart"/>
+      <w:r>
+        <w:t>kurang</w:t>
+      </w:r>
+      <w:proofErr w:type="spellEnd"/>
+      <w:r>
+        <w:t xml:space="preserve"> dan </w:t>
+      </w:r>
+      <w:proofErr w:type="spellStart"/>
+      <w:r>
+        <w:t>saat</w:t>
+      </w:r>
+      <w:proofErr w:type="spellEnd"/>
+      <w:r>
+        <w:t xml:space="preserve"> </w:t>
+      </w:r>
+      <w:proofErr w:type="spellStart"/>
+      <w:r>
+        <w:t>ini</w:t>
+      </w:r>
+      <w:proofErr w:type="spellEnd"/>
+      <w:r>
+        <w:t xml:space="preserve"> </w:t>
+      </w:r>
+      <w:proofErr w:type="spellStart"/>
+      <w:r>
+        <w:t>hanya</w:t>
+      </w:r>
+      <w:proofErr w:type="spellEnd"/>
+      <w:r>
+        <w:t xml:space="preserve"> </w:t>
+      </w:r>
+      <w:proofErr w:type="spellStart"/>
+      <w:r>
+        <w:t>mengandalkan</w:t>
+      </w:r>
+      <w:proofErr w:type="spellEnd"/>
+      <w:r>
+        <w:t xml:space="preserve"> dump truck </w:t>
+      </w:r>
+      <w:proofErr w:type="spellStart"/>
+      <w:r>
+        <w:t>untuk</w:t>
+      </w:r>
+      <w:proofErr w:type="spellEnd"/>
+      <w:r>
+        <w:t xml:space="preserve"> </w:t>
+      </w:r>
+      <w:proofErr w:type="spellStart"/>
+      <w:r>
+        <w:t>mengambil</w:t>
+      </w:r>
+      <w:proofErr w:type="spellEnd"/>
+      <w:r>
+        <w:t xml:space="preserve"> air </w:t>
+      </w:r>
+      <w:proofErr w:type="spellStart"/>
+      <w:r>
+        <w:t>dari</w:t>
+      </w:r>
+      <w:proofErr w:type="spellEnd"/>
+      <w:r>
+        <w:t xml:space="preserve"> Sungai </w:t>
+      </w:r>
+      <w:proofErr w:type="spellStart"/>
+      <w:r>
+        <w:t>terdekat</w:t>
+      </w:r>
+      <w:proofErr w:type="spellEnd"/>
+      <w:r>
+        <w:t>.</w:t>
+      </w:r>
+    </w:p>
+    <w:p>
+      <w:pPr>
+        <w:pStyle w:val="ListParagraph"/>
+        <w:numPr>
+          <w:ilvl w:val="0"/>
+          <w:numId w:val="4"/>
+        </w:numPr>
+        <w:ind w:left="709"/>
+        <w:jc w:val="both"/>
+        <w:rPr>
+          <w:b/>
+          <w:bCs/>
+        </w:rPr>
+      </w:pPr>
+      <w:proofErr w:type="spellStart"/>
+      <w:r>
+        <w:t>Untuk</w:t>
+      </w:r>
+      <w:proofErr w:type="spellEnd"/>
+      <w:r>
+        <w:t xml:space="preserve"> saran </w:t>
+      </w:r>
+      <w:proofErr w:type="spellStart"/>
+      <w:r>
+        <w:t>dalam</w:t>
+      </w:r>
+      <w:proofErr w:type="spellEnd"/>
+      <w:r>
+        <w:t xml:space="preserve"> </w:t>
+      </w:r>
+      <w:proofErr w:type="spellStart"/>
+      <w:r>
+        <w:t>pengolahan</w:t>
+      </w:r>
+      <w:proofErr w:type="spellEnd"/>
+      <w:r>
+        <w:t xml:space="preserve"> yang </w:t>
+      </w:r>
+      <w:proofErr w:type="spellStart"/>
+      <w:r>
+        <w:t>harus</w:t>
+      </w:r>
+      <w:proofErr w:type="spellEnd"/>
+      <w:r>
+        <w:t xml:space="preserve"> </w:t>
+      </w:r>
+      <w:proofErr w:type="spellStart"/>
+      <w:r>
+        <w:t>dilakukan</w:t>
+      </w:r>
+      <w:proofErr w:type="spellEnd"/>
+      <w:r>
+        <w:t xml:space="preserve"> </w:t>
+      </w:r>
+      <w:proofErr w:type="spellStart"/>
+      <w:r>
+        <w:t>dengna</w:t>
+      </w:r>
+      <w:proofErr w:type="spellEnd"/>
+      <w:r>
+        <w:t xml:space="preserve"> </w:t>
+      </w:r>
+      <w:proofErr w:type="spellStart"/>
+      <w:r>
+        <w:t>meningkatkan</w:t>
+      </w:r>
+      <w:proofErr w:type="spellEnd"/>
+      <w:r>
+        <w:t xml:space="preserve"> % solid slurry pada </w:t>
+      </w:r>
+      <w:proofErr w:type="spellStart"/>
+      <w:r>
+        <w:t>tanki</w:t>
+      </w:r>
+      <w:proofErr w:type="spellEnd"/>
+      <w:r>
+        <w:t xml:space="preserve"> </w:t>
+      </w:r>
+      <w:proofErr w:type="spellStart"/>
+      <w:r>
+        <w:t>pengolahan</w:t>
+      </w:r>
+      <w:proofErr w:type="spellEnd"/>
+      <w:r>
+        <w:t xml:space="preserve"> </w:t>
+      </w:r>
+      <w:proofErr w:type="spellStart"/>
+      <w:r>
+        <w:t>untuk</w:t>
+      </w:r>
+      <w:proofErr w:type="spellEnd"/>
+      <w:r>
+        <w:t xml:space="preserve"> </w:t>
+      </w:r>
+      <w:proofErr w:type="spellStart"/>
+      <w:r>
+        <w:t>mengurangi</w:t>
+      </w:r>
+      <w:proofErr w:type="spellEnd"/>
+      <w:r>
+        <w:t xml:space="preserve"> </w:t>
+      </w:r>
+      <w:proofErr w:type="spellStart"/>
+      <w:r>
+        <w:t>kebutuhan</w:t>
+      </w:r>
+      <w:proofErr w:type="spellEnd"/>
+      <w:r>
+        <w:t xml:space="preserve"> air yang </w:t>
+      </w:r>
+      <w:proofErr w:type="spellStart"/>
+      <w:r>
+        <w:t>harus</w:t>
+      </w:r>
+      <w:proofErr w:type="spellEnd"/>
+      <w:r>
+        <w:t xml:space="preserve"> </w:t>
+      </w:r>
+      <w:proofErr w:type="spellStart"/>
+      <w:r>
+        <w:t>ditambahkan</w:t>
+      </w:r>
+      <w:proofErr w:type="spellEnd"/>
+      <w:r>
+        <w:t xml:space="preserve"> pada proses </w:t>
+      </w:r>
+      <w:proofErr w:type="spellStart"/>
+      <w:r>
+        <w:t>pengolahan</w:t>
+      </w:r>
+      <w:proofErr w:type="spellEnd"/>
+      <w:r>
+        <w:t xml:space="preserve"> leaching</w:t>
+      </w:r>
+      <w:r>
+        <w:t xml:space="preserve">. </w:t>
+      </w:r>
+      <w:proofErr w:type="spellStart"/>
+      <w:r>
+        <w:t>Dengan</w:t>
+      </w:r>
+      <w:proofErr w:type="spellEnd"/>
+      <w:r>
+        <w:t xml:space="preserve"> </w:t>
+      </w:r>
+      <w:proofErr w:type="spellStart"/>
+      <w:r>
+        <w:t>meningkatkan</w:t>
+      </w:r>
+      <w:proofErr w:type="spellEnd"/>
+      <w:r>
+        <w:t xml:space="preserve"> % solid </w:t>
+      </w:r>
+      <w:proofErr w:type="spellStart"/>
+      <w:r>
+        <w:t>maka</w:t>
+      </w:r>
+      <w:proofErr w:type="spellEnd"/>
+      <w:r>
+        <w:t xml:space="preserve"> </w:t>
+      </w:r>
+      <w:proofErr w:type="spellStart"/>
+      <w:r>
+        <w:t>kebutuhan</w:t>
+      </w:r>
+      <w:proofErr w:type="spellEnd"/>
+      <w:r>
+        <w:t xml:space="preserve"> air dan target </w:t>
+      </w:r>
+      <w:proofErr w:type="spellStart"/>
+      <w:r>
+        <w:t>tonase</w:t>
+      </w:r>
+      <w:proofErr w:type="spellEnd"/>
+      <w:r>
+        <w:t xml:space="preserve"> </w:t>
+      </w:r>
+      <w:proofErr w:type="spellStart"/>
+      <w:r>
+        <w:t>dalam</w:t>
+      </w:r>
+      <w:proofErr w:type="spellEnd"/>
+      <w:r>
+        <w:t xml:space="preserve"> </w:t>
+      </w:r>
+      <w:proofErr w:type="spellStart"/>
+      <w:r>
+        <w:t>pengolahan</w:t>
+      </w:r>
+      <w:proofErr w:type="spellEnd"/>
+      <w:r>
+        <w:t xml:space="preserve"> </w:t>
+      </w:r>
+      <w:proofErr w:type="spellStart"/>
+      <w:r>
+        <w:t>bisa</w:t>
+      </w:r>
+      <w:proofErr w:type="spellEnd"/>
+      <w:r>
+        <w:t xml:space="preserve"> </w:t>
+      </w:r>
+      <w:proofErr w:type="spellStart"/>
+      <w:r>
+        <w:t>sedikit</w:t>
+      </w:r>
+      <w:proofErr w:type="spellEnd"/>
+      <w:r>
+        <w:t xml:space="preserve"> </w:t>
+      </w:r>
+      <w:proofErr w:type="spellStart"/>
+      <w:r>
+        <w:t>tercapai</w:t>
+      </w:r>
+      <w:proofErr w:type="spellEnd"/>
+      <w:r>
+        <w:t>.</w:t>
+      </w:r>
+    </w:p>
+    <w:p>
+      <w:pPr>
+        <w:pStyle w:val="ListParagraph"/>
+        <w:numPr>
+          <w:ilvl w:val="0"/>
+          <w:numId w:val="4"/>
+        </w:numPr>
+        <w:ind w:left="709"/>
+        <w:jc w:val="both"/>
+        <w:rPr>
+          <w:b/>
+          <w:bCs/>
+        </w:rPr>
+      </w:pPr>
+      <w:r>
         <w:lastRenderedPageBreak/>
-        <w:t>Material Process Milling are and Leaching Are Production (Upstream) Oktober 2026</w:t>
+        <w:t xml:space="preserve">Pada proses </w:t>
+      </w:r>
+      <w:proofErr w:type="spellStart"/>
+      <w:r>
+        <w:t>penggiliangan</w:t>
+      </w:r>
+      <w:proofErr w:type="spellEnd"/>
+      <w:r>
+        <w:t xml:space="preserve"> </w:t>
+      </w:r>
+      <w:proofErr w:type="spellStart"/>
+      <w:r>
+        <w:t>memiliki</w:t>
+      </w:r>
+      <w:proofErr w:type="spellEnd"/>
+      <w:r>
+        <w:t xml:space="preserve"> </w:t>
+      </w:r>
+      <w:proofErr w:type="spellStart"/>
+      <w:r>
+        <w:t>waktu</w:t>
+      </w:r>
+      <w:proofErr w:type="spellEnd"/>
+      <w:r>
+        <w:t xml:space="preserve"> rata-rata </w:t>
+      </w:r>
+      <w:proofErr w:type="spellStart"/>
+      <w:r>
+        <w:t>satu</w:t>
+      </w:r>
+      <w:proofErr w:type="spellEnd"/>
+      <w:r>
+        <w:t xml:space="preserve"> kali </w:t>
+      </w:r>
+      <w:proofErr w:type="spellStart"/>
+      <w:r>
+        <w:t>siklus</w:t>
+      </w:r>
+      <w:proofErr w:type="spellEnd"/>
+      <w:r>
+        <w:t xml:space="preserve"> batch </w:t>
+      </w:r>
+      <w:proofErr w:type="spellStart"/>
+      <w:r>
+        <w:t>yaitu</w:t>
+      </w:r>
+      <w:proofErr w:type="spellEnd"/>
+      <w:r>
+        <w:t xml:space="preserve"> 32 Hour. Adanya </w:t>
+      </w:r>
+      <w:proofErr w:type="spellStart"/>
+      <w:r>
+        <w:t>perbedaan</w:t>
+      </w:r>
+      <w:proofErr w:type="spellEnd"/>
+      <w:r>
+        <w:t xml:space="preserve"> lama </w:t>
+      </w:r>
+      <w:proofErr w:type="spellStart"/>
+      <w:r>
+        <w:t>waktu</w:t>
+      </w:r>
+      <w:proofErr w:type="spellEnd"/>
+      <w:r>
+        <w:t xml:space="preserve"> </w:t>
+      </w:r>
+      <w:proofErr w:type="spellStart"/>
+      <w:r>
+        <w:t>penggilingan</w:t>
+      </w:r>
+      <w:proofErr w:type="spellEnd"/>
+      <w:r>
+        <w:t xml:space="preserve"> pada proses milling </w:t>
+      </w:r>
+      <w:proofErr w:type="spellStart"/>
+      <w:r>
+        <w:t>hal</w:t>
+      </w:r>
+      <w:proofErr w:type="spellEnd"/>
+      <w:r>
+        <w:t xml:space="preserve"> </w:t>
+      </w:r>
+      <w:proofErr w:type="spellStart"/>
+      <w:r>
+        <w:t>itu</w:t>
+      </w:r>
+      <w:proofErr w:type="spellEnd"/>
+      <w:r>
+        <w:t xml:space="preserve"> </w:t>
+      </w:r>
+      <w:proofErr w:type="spellStart"/>
+      <w:r>
+        <w:t>dikarenakan</w:t>
+      </w:r>
+      <w:proofErr w:type="spellEnd"/>
+      <w:r>
+        <w:t xml:space="preserve"> </w:t>
+      </w:r>
+      <w:proofErr w:type="spellStart"/>
+      <w:r>
+        <w:t>adanya</w:t>
+      </w:r>
+      <w:proofErr w:type="spellEnd"/>
+      <w:r>
+        <w:t xml:space="preserve"> </w:t>
+      </w:r>
+      <w:proofErr w:type="spellStart"/>
+      <w:r>
+        <w:t>perubahan</w:t>
+      </w:r>
+      <w:proofErr w:type="spellEnd"/>
+      <w:r>
+        <w:t xml:space="preserve"> target slurry yang </w:t>
+      </w:r>
+      <w:proofErr w:type="spellStart"/>
+      <w:r>
+        <w:t>menjadi</w:t>
+      </w:r>
+      <w:proofErr w:type="spellEnd"/>
+      <w:r>
+        <w:t xml:space="preserve"> target </w:t>
+      </w:r>
+      <w:proofErr w:type="spellStart"/>
+      <w:r>
+        <w:t>pengolahan</w:t>
+      </w:r>
+      <w:proofErr w:type="spellEnd"/>
+      <w:r>
+        <w:t xml:space="preserve"> </w:t>
+      </w:r>
+      <w:proofErr w:type="spellStart"/>
+      <w:r>
+        <w:t>dalam</w:t>
+      </w:r>
+      <w:proofErr w:type="spellEnd"/>
+      <w:r>
+        <w:t xml:space="preserve"> </w:t>
+      </w:r>
+      <w:proofErr w:type="spellStart"/>
+      <w:r>
+        <w:t>satu</w:t>
+      </w:r>
+      <w:proofErr w:type="spellEnd"/>
+      <w:r>
+        <w:t xml:space="preserve"> kali batch </w:t>
+      </w:r>
+      <w:proofErr w:type="spellStart"/>
+      <w:r>
+        <w:t>pengolahan</w:t>
+      </w:r>
+      <w:proofErr w:type="spellEnd"/>
+      <w:r>
+        <w:t>.</w:t>
       </w:r>
     </w:p>
-    <w:p/>
     <w:p>
       <w:pPr>
-        <w:tabs>
-          <w:tab w:val="left" w:pos="6345"/>
-        </w:tabs>
-      </w:pPr>
-      <w:r>
-        <w:tab/>
+        <w:pStyle w:val="ListParagraph"/>
+        <w:numPr>
+          <w:ilvl w:val="0"/>
+          <w:numId w:val="4"/>
+        </w:numPr>
+        <w:ind w:left="709"/>
+        <w:jc w:val="both"/>
+        <w:rPr>
+          <w:b/>
+          <w:bCs/>
+        </w:rPr>
+      </w:pPr>
+      <w:r>
+        <w:t xml:space="preserve">Rata-rata tonnage yang </w:t>
+      </w:r>
+      <w:proofErr w:type="spellStart"/>
+      <w:r>
+        <w:t>diolah</w:t>
+      </w:r>
+      <w:proofErr w:type="spellEnd"/>
+      <w:r>
+        <w:t xml:space="preserve"> </w:t>
+      </w:r>
+      <w:proofErr w:type="spellStart"/>
+      <w:r>
+        <w:t>dalam</w:t>
+      </w:r>
+      <w:proofErr w:type="spellEnd"/>
+      <w:r>
+        <w:t xml:space="preserve"> </w:t>
+      </w:r>
+      <w:proofErr w:type="spellStart"/>
+      <w:r>
+        <w:t>satu</w:t>
+      </w:r>
+      <w:proofErr w:type="spellEnd"/>
+      <w:r>
+        <w:t xml:space="preserve"> </w:t>
+      </w:r>
+      <w:proofErr w:type="spellStart"/>
+      <w:r>
+        <w:t>siklus</w:t>
+      </w:r>
+      <w:proofErr w:type="spellEnd"/>
+      <w:r>
+        <w:t xml:space="preserve"> batch </w:t>
+      </w:r>
+      <w:proofErr w:type="spellStart"/>
+      <w:r>
+        <w:t>adalah</w:t>
+      </w:r>
+      <w:proofErr w:type="spellEnd"/>
+      <w:r>
+        <w:t xml:space="preserve"> 307. Dibandingkan </w:t>
+      </w:r>
+      <w:proofErr w:type="spellStart"/>
+      <w:r>
+        <w:t>dengan</w:t>
+      </w:r>
+      <w:proofErr w:type="spellEnd"/>
+      <w:r>
+        <w:t xml:space="preserve"> batch </w:t>
+      </w:r>
+      <w:proofErr w:type="spellStart"/>
+      <w:r>
+        <w:t>sebelumnya</w:t>
+      </w:r>
+      <w:proofErr w:type="spellEnd"/>
+      <w:r>
+        <w:t xml:space="preserve"> </w:t>
+      </w:r>
+      <w:proofErr w:type="spellStart"/>
+      <w:r>
+        <w:t>terdapat</w:t>
+      </w:r>
+      <w:proofErr w:type="spellEnd"/>
+      <w:r>
+        <w:t xml:space="preserve"> </w:t>
+      </w:r>
+      <w:proofErr w:type="spellStart"/>
+      <w:r>
+        <w:t>penurunan</w:t>
+      </w:r>
+      <w:proofErr w:type="spellEnd"/>
+      <w:r>
+        <w:t xml:space="preserve"> tonnage </w:t>
+      </w:r>
+      <w:proofErr w:type="spellStart"/>
+      <w:r>
+        <w:t>dikarenakan</w:t>
+      </w:r>
+      <w:proofErr w:type="spellEnd"/>
+      <w:r>
+        <w:t xml:space="preserve"> </w:t>
+      </w:r>
+      <w:proofErr w:type="spellStart"/>
+      <w:r>
+        <w:t>kekurangan</w:t>
+      </w:r>
+      <w:proofErr w:type="spellEnd"/>
+      <w:r>
+        <w:t xml:space="preserve"> air yang </w:t>
+      </w:r>
+      <w:proofErr w:type="spellStart"/>
+      <w:r>
+        <w:t>mempengaruhi</w:t>
+      </w:r>
+      <w:proofErr w:type="spellEnd"/>
+      <w:r>
+        <w:t xml:space="preserve"> proses </w:t>
+      </w:r>
+      <w:proofErr w:type="spellStart"/>
+      <w:r>
+        <w:t>pengolahan</w:t>
+      </w:r>
+      <w:proofErr w:type="spellEnd"/>
+      <w:r>
+        <w:t xml:space="preserve"> </w:t>
+      </w:r>
+      <w:proofErr w:type="spellStart"/>
+      <w:r>
+        <w:t>itu</w:t>
+      </w:r>
+      <w:proofErr w:type="spellEnd"/>
+      <w:r>
+        <w:t xml:space="preserve"> </w:t>
+      </w:r>
+      <w:proofErr w:type="spellStart"/>
+      <w:r>
+        <w:t>sendiri</w:t>
+      </w:r>
+      <w:proofErr w:type="spellEnd"/>
+      <w:r>
+        <w:t>.</w:t>
+      </w:r>
+    </w:p>
+    <w:p>
+      <w:pPr>
+        <w:pStyle w:val="ListParagraph"/>
+        <w:numPr>
+          <w:ilvl w:val="0"/>
+          <w:numId w:val="4"/>
+        </w:numPr>
+        <w:ind w:left="709"/>
+        <w:jc w:val="both"/>
+        <w:rPr>
+          <w:b/>
+          <w:bCs/>
+        </w:rPr>
+      </w:pPr>
+      <w:r>
+        <w:t xml:space="preserve">Dari </w:t>
+      </w:r>
+      <w:proofErr w:type="spellStart"/>
+      <w:r>
+        <w:t>waktu</w:t>
+      </w:r>
+      <w:proofErr w:type="spellEnd"/>
+      <w:r>
+        <w:t xml:space="preserve"> </w:t>
+      </w:r>
+      <w:proofErr w:type="spellStart"/>
+      <w:r>
+        <w:t>efektis</w:t>
+      </w:r>
+      <w:proofErr w:type="spellEnd"/>
+      <w:r>
+        <w:t xml:space="preserve"> proses yang </w:t>
+      </w:r>
+      <w:proofErr w:type="spellStart"/>
+      <w:r>
+        <w:t>sudah</w:t>
+      </w:r>
+      <w:proofErr w:type="spellEnd"/>
+      <w:r>
+        <w:t xml:space="preserve"> </w:t>
+      </w:r>
+      <w:proofErr w:type="spellStart"/>
+      <w:r>
+        <w:t>berjalan</w:t>
+      </w:r>
+      <w:proofErr w:type="spellEnd"/>
+      <w:r>
+        <w:t xml:space="preserve"> total rata-rata material proses ball mill </w:t>
+      </w:r>
+      <w:proofErr w:type="spellStart"/>
+      <w:r>
+        <w:t>ada</w:t>
+      </w:r>
+      <w:proofErr w:type="spellEnd"/>
+      <w:r>
+        <w:t xml:space="preserve"> pada </w:t>
+      </w:r>
+      <w:proofErr w:type="spellStart"/>
+      <w:r>
+        <w:t>angka</w:t>
+      </w:r>
+      <w:proofErr w:type="spellEnd"/>
+      <w:r>
+        <w:t xml:space="preserve"> 10ton/hour.</w:t>
+      </w:r>
+    </w:p>
+    <w:p>
+      <w:pPr>
+        <w:pStyle w:val="ListParagraph"/>
+        <w:numPr>
+          <w:ilvl w:val="0"/>
+          <w:numId w:val="4"/>
+        </w:numPr>
+        <w:ind w:left="709"/>
+        <w:jc w:val="both"/>
+        <w:rPr>
+          <w:b/>
+          <w:bCs/>
+        </w:rPr>
+      </w:pPr>
+      <w:r>
+        <w:t xml:space="preserve">Total tonnage yang </w:t>
+      </w:r>
+      <w:proofErr w:type="spellStart"/>
+      <w:r>
+        <w:t>sudah</w:t>
+      </w:r>
+      <w:proofErr w:type="spellEnd"/>
+      <w:r>
+        <w:t xml:space="preserve"> </w:t>
+      </w:r>
+      <w:proofErr w:type="spellStart"/>
+      <w:r>
+        <w:t>diolah</w:t>
+      </w:r>
+      <w:proofErr w:type="spellEnd"/>
+      <w:r>
+        <w:t xml:space="preserve"> </w:t>
+      </w:r>
+      <w:proofErr w:type="spellStart"/>
+      <w:r>
+        <w:t>hingga</w:t>
+      </w:r>
+      <w:proofErr w:type="spellEnd"/>
+      <w:r>
+        <w:t xml:space="preserve"> batch 16 </w:t>
+      </w:r>
+      <w:proofErr w:type="spellStart"/>
+      <w:r>
+        <w:t>periode</w:t>
+      </w:r>
+      <w:proofErr w:type="spellEnd"/>
+      <w:r>
+        <w:t xml:space="preserve"> </w:t>
+      </w:r>
+      <w:proofErr w:type="spellStart"/>
+      <w:r>
+        <w:t>oktober</w:t>
+      </w:r>
+      <w:proofErr w:type="spellEnd"/>
+      <w:r>
+        <w:t xml:space="preserve"> </w:t>
+      </w:r>
+      <w:r>
+        <w:rPr>
+          <w:b/>
+          <w:bCs/>
+        </w:rPr>
+        <w:t>3380</w:t>
+      </w:r>
+      <w:r>
+        <w:rPr>
+          <w:b/>
+          <w:bCs/>
+        </w:rPr>
+        <w:t xml:space="preserve"> Ton.</w:t>
+      </w:r>
+    </w:p>
+    <w:p>
+      <w:pPr>
+        <w:pStyle w:val="ListParagraph"/>
+        <w:numPr>
+          <w:ilvl w:val="0"/>
+          <w:numId w:val="4"/>
+        </w:numPr>
+        <w:ind w:left="709"/>
+        <w:jc w:val="both"/>
+        <w:rPr>
+          <w:b/>
+          <w:bCs/>
+        </w:rPr>
+      </w:pPr>
+      <w:r>
+        <w:t xml:space="preserve">Date Start </w:t>
+      </w:r>
+      <w:proofErr w:type="spellStart"/>
+      <w:r>
+        <w:t>merupakan</w:t>
+      </w:r>
+      <w:proofErr w:type="spellEnd"/>
+      <w:r>
+        <w:t xml:space="preserve"> </w:t>
+      </w:r>
+      <w:proofErr w:type="spellStart"/>
+      <w:r>
+        <w:t>tanggal</w:t>
+      </w:r>
+      <w:proofErr w:type="spellEnd"/>
+      <w:r>
+        <w:t xml:space="preserve"> Dimana material yang </w:t>
+      </w:r>
+      <w:proofErr w:type="spellStart"/>
+      <w:r>
+        <w:t>masuk</w:t>
+      </w:r>
+      <w:proofErr w:type="spellEnd"/>
+      <w:r>
+        <w:t xml:space="preserve"> di </w:t>
+      </w:r>
+      <w:proofErr w:type="spellStart"/>
+      <w:r>
+        <w:t>tanki</w:t>
+      </w:r>
+      <w:proofErr w:type="spellEnd"/>
+      <w:r>
+        <w:t xml:space="preserve"> leaching no 2/3 volume slurry yang </w:t>
+      </w:r>
+      <w:proofErr w:type="spellStart"/>
+      <w:r>
+        <w:t>diisi</w:t>
+      </w:r>
+      <w:proofErr w:type="spellEnd"/>
+      <w:r>
+        <w:t xml:space="preserve"> </w:t>
+      </w:r>
+      <w:proofErr w:type="spellStart"/>
+      <w:r>
+        <w:t>sudah</w:t>
+      </w:r>
+      <w:proofErr w:type="spellEnd"/>
+      <w:r>
+        <w:t xml:space="preserve"> </w:t>
+      </w:r>
+      <w:proofErr w:type="spellStart"/>
+      <w:r>
+        <w:t>mencapai</w:t>
+      </w:r>
+      <w:proofErr w:type="spellEnd"/>
+      <w:r>
+        <w:t xml:space="preserve"> target </w:t>
+      </w:r>
+      <w:proofErr w:type="spellStart"/>
+      <w:r>
+        <w:t>dari</w:t>
+      </w:r>
+      <w:proofErr w:type="spellEnd"/>
+      <w:r>
+        <w:t xml:space="preserve"> </w:t>
+      </w:r>
+      <w:proofErr w:type="spellStart"/>
+      <w:r>
+        <w:t>pengolahan</w:t>
+      </w:r>
+      <w:proofErr w:type="spellEnd"/>
+      <w:r>
+        <w:t xml:space="preserve"> yang </w:t>
+      </w:r>
+      <w:proofErr w:type="spellStart"/>
+      <w:r>
+        <w:t>akan</w:t>
+      </w:r>
+      <w:proofErr w:type="spellEnd"/>
+      <w:r>
+        <w:t xml:space="preserve"> </w:t>
+      </w:r>
+      <w:proofErr w:type="spellStart"/>
+      <w:r>
+        <w:t>dilakukan</w:t>
+      </w:r>
+      <w:proofErr w:type="spellEnd"/>
+      <w:r>
+        <w:t xml:space="preserve"> </w:t>
+      </w:r>
+      <w:proofErr w:type="spellStart"/>
+      <w:r>
+        <w:t>dalam</w:t>
+      </w:r>
+      <w:proofErr w:type="spellEnd"/>
+      <w:r>
+        <w:t xml:space="preserve"> </w:t>
+      </w:r>
+      <w:proofErr w:type="spellStart"/>
+      <w:r>
+        <w:t>saatu</w:t>
+      </w:r>
+      <w:proofErr w:type="spellEnd"/>
+      <w:r>
+        <w:t xml:space="preserve"> batch proses.</w:t>
+      </w:r>
+    </w:p>
+    <w:p>
+      <w:pPr>
+        <w:pStyle w:val="ListParagraph"/>
+        <w:numPr>
+          <w:ilvl w:val="0"/>
+          <w:numId w:val="4"/>
+        </w:numPr>
+        <w:ind w:left="709"/>
+        <w:jc w:val="both"/>
+        <w:rPr>
+          <w:b/>
+          <w:bCs/>
+        </w:rPr>
+      </w:pPr>
+      <w:r>
+        <w:t xml:space="preserve">Date Finish </w:t>
+      </w:r>
+      <w:proofErr w:type="spellStart"/>
+      <w:r>
+        <w:t>merupakan</w:t>
+      </w:r>
+      <w:proofErr w:type="spellEnd"/>
+      <w:r>
+        <w:t xml:space="preserve"> </w:t>
+      </w:r>
+      <w:proofErr w:type="spellStart"/>
+      <w:r>
+        <w:t>tanggal</w:t>
+      </w:r>
+      <w:proofErr w:type="spellEnd"/>
+      <w:r>
+        <w:t xml:space="preserve"> Dimana drain slurry </w:t>
+      </w:r>
+      <w:proofErr w:type="spellStart"/>
+      <w:r>
+        <w:t>atau</w:t>
+      </w:r>
+      <w:proofErr w:type="spellEnd"/>
+      <w:r>
+        <w:t xml:space="preserve"> </w:t>
+      </w:r>
+      <w:proofErr w:type="spellStart"/>
+      <w:r>
+        <w:t>toyong</w:t>
+      </w:r>
+      <w:proofErr w:type="spellEnd"/>
+      <w:r>
+        <w:t xml:space="preserve"> </w:t>
+      </w:r>
+      <w:proofErr w:type="spellStart"/>
+      <w:r>
+        <w:t>mulai</w:t>
+      </w:r>
+      <w:proofErr w:type="spellEnd"/>
+      <w:r>
+        <w:t xml:space="preserve"> </w:t>
+      </w:r>
+      <w:proofErr w:type="spellStart"/>
+      <w:r>
+        <w:t>dilakukan</w:t>
+      </w:r>
+      <w:proofErr w:type="spellEnd"/>
+      <w:r>
+        <w:t>.</w:t>
+      </w:r>
+    </w:p>
+    <w:p>
+      <w:pPr>
+        <w:pStyle w:val="ListParagraph"/>
+        <w:numPr>
+          <w:ilvl w:val="0"/>
+          <w:numId w:val="4"/>
+        </w:numPr>
+        <w:ind w:left="709"/>
+        <w:jc w:val="both"/>
+        <w:rPr>
+          <w:b/>
+          <w:bCs/>
+        </w:rPr>
+      </w:pPr>
+      <w:r>
+        <w:t xml:space="preserve">Lama </w:t>
+      </w:r>
+      <w:proofErr w:type="spellStart"/>
+      <w:r>
+        <w:t>waktu</w:t>
+      </w:r>
+      <w:proofErr w:type="spellEnd"/>
+      <w:r>
+        <w:t xml:space="preserve"> leaching dan adsorption carbon </w:t>
+      </w:r>
+      <w:proofErr w:type="spellStart"/>
+      <w:r>
+        <w:t>dalam</w:t>
+      </w:r>
+      <w:proofErr w:type="spellEnd"/>
+      <w:r>
+        <w:t xml:space="preserve"> </w:t>
+      </w:r>
+      <w:proofErr w:type="spellStart"/>
+      <w:r>
+        <w:t>satu</w:t>
+      </w:r>
+      <w:proofErr w:type="spellEnd"/>
+      <w:r>
+        <w:t xml:space="preserve"> batch </w:t>
+      </w:r>
+      <w:proofErr w:type="spellStart"/>
+      <w:r>
+        <w:t>pengolahan</w:t>
+      </w:r>
+      <w:proofErr w:type="spellEnd"/>
+      <w:r>
+        <w:t xml:space="preserve"> </w:t>
+      </w:r>
+      <w:proofErr w:type="spellStart"/>
+      <w:r>
+        <w:t>berubah</w:t>
+      </w:r>
+      <w:proofErr w:type="spellEnd"/>
+      <w:r>
+        <w:t xml:space="preserve">, </w:t>
+      </w:r>
+      <w:proofErr w:type="spellStart"/>
+      <w:r>
+        <w:t>untuk</w:t>
+      </w:r>
+      <w:proofErr w:type="spellEnd"/>
+      <w:r>
+        <w:t xml:space="preserve"> </w:t>
+      </w:r>
+      <w:proofErr w:type="spellStart"/>
+      <w:r>
+        <w:t>pengisian</w:t>
+      </w:r>
+      <w:proofErr w:type="spellEnd"/>
+      <w:r>
+        <w:t xml:space="preserve"> </w:t>
+      </w:r>
+      <w:proofErr w:type="spellStart"/>
+      <w:r>
+        <w:t>tanki</w:t>
+      </w:r>
+      <w:proofErr w:type="spellEnd"/>
+      <w:r>
+        <w:t xml:space="preserve"> </w:t>
+      </w:r>
+      <w:proofErr w:type="spellStart"/>
+      <w:r>
+        <w:t>sekitar</w:t>
+      </w:r>
+      <w:proofErr w:type="spellEnd"/>
+      <w:r>
+        <w:t xml:space="preserve"> 7 plat proses 12-15 hour proses </w:t>
+      </w:r>
+      <w:proofErr w:type="spellStart"/>
+      <w:r>
+        <w:t>berlangsung</w:t>
+      </w:r>
+      <w:proofErr w:type="spellEnd"/>
+      <w:r>
+        <w:t xml:space="preserve">, </w:t>
+      </w:r>
+      <w:proofErr w:type="spellStart"/>
+      <w:r>
+        <w:t>sedangkan</w:t>
+      </w:r>
+      <w:proofErr w:type="spellEnd"/>
+      <w:r>
+        <w:t xml:space="preserve"> </w:t>
+      </w:r>
+      <w:proofErr w:type="spellStart"/>
+      <w:r>
+        <w:t>untuk</w:t>
+      </w:r>
+      <w:proofErr w:type="spellEnd"/>
+      <w:r>
+        <w:t xml:space="preserve"> 9-9,5 plat slurry yang di </w:t>
+      </w:r>
+      <w:proofErr w:type="spellStart"/>
+      <w:r>
+        <w:t>isi</w:t>
+      </w:r>
+      <w:proofErr w:type="spellEnd"/>
+      <w:r>
+        <w:t xml:space="preserve"> </w:t>
+      </w:r>
+      <w:proofErr w:type="spellStart"/>
+      <w:r>
+        <w:t>sekitar</w:t>
+      </w:r>
+      <w:proofErr w:type="spellEnd"/>
+      <w:r>
+        <w:t xml:space="preserve"> 18-24 jam.</w:t>
+      </w:r>
+    </w:p>
+    <w:p>
+      <w:pPr>
+        <w:pStyle w:val="ListParagraph"/>
+        <w:numPr>
+          <w:ilvl w:val="0"/>
+          <w:numId w:val="4"/>
+        </w:numPr>
+        <w:ind w:left="709"/>
+        <w:jc w:val="both"/>
+        <w:rPr>
+          <w:b/>
+          <w:bCs/>
+        </w:rPr>
+      </w:pPr>
+      <w:r>
+        <w:t xml:space="preserve">Lamanya </w:t>
+      </w:r>
+      <w:proofErr w:type="spellStart"/>
+      <w:r>
+        <w:t>waktu</w:t>
+      </w:r>
+      <w:proofErr w:type="spellEnd"/>
+      <w:r>
+        <w:t xml:space="preserve"> proses leaching dan adsorption </w:t>
+      </w:r>
+      <w:proofErr w:type="spellStart"/>
+      <w:r>
+        <w:t>cabon</w:t>
+      </w:r>
+      <w:proofErr w:type="spellEnd"/>
+      <w:r>
+        <w:t xml:space="preserve"> active juga </w:t>
+      </w:r>
+      <w:proofErr w:type="spellStart"/>
+      <w:r>
+        <w:t>dipengaruhi</w:t>
+      </w:r>
+      <w:proofErr w:type="spellEnd"/>
+      <w:r>
+        <w:t xml:space="preserve"> </w:t>
+      </w:r>
+      <w:proofErr w:type="spellStart"/>
+      <w:r>
+        <w:t>kurangnya</w:t>
+      </w:r>
+      <w:proofErr w:type="spellEnd"/>
+      <w:r>
+        <w:t xml:space="preserve"> water process </w:t>
+      </w:r>
+      <w:proofErr w:type="spellStart"/>
+      <w:r>
+        <w:t>untuk</w:t>
+      </w:r>
+      <w:proofErr w:type="spellEnd"/>
+      <w:r>
+        <w:t xml:space="preserve"> </w:t>
+      </w:r>
+      <w:proofErr w:type="spellStart"/>
+      <w:r>
+        <w:t>melakukan</w:t>
+      </w:r>
+      <w:proofErr w:type="spellEnd"/>
+      <w:r>
+        <w:t xml:space="preserve"> </w:t>
+      </w:r>
+      <w:proofErr w:type="spellStart"/>
+      <w:r>
+        <w:t>jalanya</w:t>
+      </w:r>
+      <w:proofErr w:type="spellEnd"/>
+      <w:r>
+        <w:t xml:space="preserve"> drain slurry batch leaching </w:t>
+      </w:r>
+      <w:proofErr w:type="spellStart"/>
+      <w:r>
+        <w:t>pengolahan</w:t>
+      </w:r>
+      <w:proofErr w:type="spellEnd"/>
+      <w:r>
+        <w:t>.</w:t>
+      </w:r>
+    </w:p>
+    <w:p>
+      <w:pPr>
+        <w:rPr>
+          <w:b/>
+          <w:bCs/>
+        </w:rPr>
+      </w:pPr>
+    </w:p>
+    <w:p>
+      <w:pPr>
+        <w:rPr>
+          <w:b/>
+          <w:bCs/>
+        </w:rPr>
+      </w:pPr>
+    </w:p>
+    <w:p>
+      <w:pPr>
+        <w:rPr>
+          <w:b/>
+          <w:bCs/>
+        </w:rPr>
+      </w:pPr>
+    </w:p>
+    <w:p>
+      <w:pPr>
+        <w:rPr>
+          <w:b/>
+          <w:bCs/>
+        </w:rPr>
+      </w:pPr>
+    </w:p>
+    <w:p>
+      <w:pPr>
+        <w:rPr>
+          <w:b/>
+          <w:bCs/>
+        </w:rPr>
+      </w:pPr>
+    </w:p>
+    <w:p>
+      <w:pPr>
+        <w:rPr>
+          <w:b/>
+          <w:bCs/>
+        </w:rPr>
+      </w:pPr>
+    </w:p>
+    <w:p>
+      <w:pPr>
+        <w:rPr>
+          <w:b/>
+          <w:bCs/>
+        </w:rPr>
+      </w:pPr>
+    </w:p>
+    <w:p>
+      <w:pPr>
+        <w:rPr>
+          <w:b/>
+          <w:bCs/>
+        </w:rPr>
+      </w:pPr>
+    </w:p>
+    <w:p>
+      <w:pPr>
+        <w:rPr>
+          <w:b/>
+          <w:bCs/>
+        </w:rPr>
+      </w:pPr>
+    </w:p>
+    <w:p>
+      <w:pPr>
+        <w:rPr>
+          <w:b/>
+          <w:bCs/>
+        </w:rPr>
+      </w:pPr>
+    </w:p>
+    <w:p>
+      <w:pPr>
+        <w:rPr>
+          <w:b/>
+          <w:bCs/>
+        </w:rPr>
+      </w:pPr>
+    </w:p>
+    <w:p>
+      <w:pPr>
+        <w:rPr>
+          <w:b/>
+          <w:bCs/>
+        </w:rPr>
+      </w:pPr>
+    </w:p>
+    <w:p>
+      <w:pPr>
+        <w:rPr>
+          <w:b/>
+          <w:bCs/>
+        </w:rPr>
+      </w:pPr>
+    </w:p>
+    <w:p>
+      <w:pPr>
+        <w:pStyle w:val="ListParagraph"/>
+        <w:numPr>
+          <w:ilvl w:val="0"/>
+          <w:numId w:val="1"/>
+        </w:numPr>
+        <w:ind w:left="-426"/>
+        <w:rPr>
+          <w:b/>
+          <w:bCs/>
+        </w:rPr>
+      </w:pPr>
+      <w:r>
+        <w:lastRenderedPageBreak/>
+        <w:drawing>
+          <wp:anchor distT="0" distB="0" distL="114300" distR="114300" simplePos="0" relativeHeight="251663360" behindDoc="1" locked="0" layoutInCell="1" allowOverlap="1" wp14:anchorId="235010A2" wp14:editId="404708A8">
+            <wp:simplePos x="0" y="0"/>
+            <wp:positionH relativeFrom="column">
+              <wp:posOffset>-669290</wp:posOffset>
+            </wp:positionH>
+            <wp:positionV relativeFrom="paragraph">
+              <wp:posOffset>292147</wp:posOffset>
+            </wp:positionV>
+            <wp:extent cx="7179310" cy="2765425"/>
+            <wp:effectExtent l="0" t="0" r="2540" b="0"/>
+            <wp:wrapTight wrapText="bothSides">
+              <wp:wrapPolygon edited="0">
+                <wp:start x="0" y="0"/>
+                <wp:lineTo x="0" y="21426"/>
+                <wp:lineTo x="21550" y="21426"/>
+                <wp:lineTo x="21550" y="0"/>
+                <wp:lineTo x="0" y="0"/>
+              </wp:wrapPolygon>
+            </wp:wrapTight>
+            <wp:docPr id="375495645" name="Picture 1"/>
+            <wp:cNvGraphicFramePr>
+              <a:graphicFrameLocks xmlns:a="http://schemas.openxmlformats.org/drawingml/2006/main" noChangeAspect="1"/>
+            </wp:cNvGraphicFramePr>
+            <a:graphic xmlns:a="http://schemas.openxmlformats.org/drawingml/2006/main">
+              <a:graphicData uri="http://schemas.openxmlformats.org/drawingml/2006/picture">
+                <pic:pic xmlns:pic="http://schemas.openxmlformats.org/drawingml/2006/picture">
+                  <pic:nvPicPr>
+                    <pic:cNvPr id="375495645" name=""/>
+                    <pic:cNvPicPr/>
+                  </pic:nvPicPr>
+                  <pic:blipFill>
+                    <a:blip r:embed="rId11">
+                      <a:extLst>
+                        <a:ext uri="{28A0092B-C50C-407E-A947-70E740481C1C}">
+                          <a14:useLocalDpi xmlns:a14="http://schemas.microsoft.com/office/drawing/2010/main" val="0"/>
+                        </a:ext>
+                      </a:extLst>
+                    </a:blip>
+                    <a:stretch>
+                      <a:fillRect/>
+                    </a:stretch>
+                  </pic:blipFill>
+                  <pic:spPr>
+                    <a:xfrm>
+                      <a:off x="0" y="0"/>
+                      <a:ext cx="7179310" cy="2765425"/>
+                    </a:xfrm>
+                    <a:prstGeom prst="rect">
+                      <a:avLst/>
+                    </a:prstGeom>
+                  </pic:spPr>
+                </pic:pic>
+              </a:graphicData>
+            </a:graphic>
+            <wp14:sizeRelH relativeFrom="margin">
+              <wp14:pctWidth>0</wp14:pctWidth>
+            </wp14:sizeRelH>
+            <wp14:sizeRelV relativeFrom="margin">
+              <wp14:pctHeight>0</wp14:pctHeight>
+            </wp14:sizeRelV>
+          </wp:anchor>
+        </w:drawing>
+      </w:r>
+      <w:proofErr w:type="spellStart"/>
+      <w:r>
+        <w:rPr>
+          <w:b/>
+          <w:bCs/>
+        </w:rPr>
+        <w:t>Tonage</w:t>
+      </w:r>
+      <w:proofErr w:type="spellEnd"/>
+      <w:r>
+        <w:rPr>
+          <w:b/>
+          <w:bCs/>
+        </w:rPr>
+        <w:t xml:space="preserve"> </w:t>
+      </w:r>
+      <w:proofErr w:type="spellStart"/>
+      <w:r>
+        <w:rPr>
+          <w:b/>
+          <w:bCs/>
+        </w:rPr>
+        <w:t>Produksi</w:t>
+      </w:r>
+      <w:proofErr w:type="spellEnd"/>
+      <w:r>
+        <w:rPr>
+          <w:b/>
+          <w:bCs/>
+        </w:rPr>
+        <w:t xml:space="preserve"> dan head Grade ppm leaching Process</w:t>
+      </w:r>
+    </w:p>
+    <w:p>
+      <w:pPr>
+        <w:pStyle w:val="ListParagraph"/>
+        <w:ind w:left="-851"/>
+        <w:rPr>
+          <w:b/>
+          <w:bCs/>
+        </w:rPr>
+      </w:pPr>
+      <w:r>
+        <w:rPr>
+          <w:b/>
+          <w:bCs/>
+        </w:rPr>
+        <w:t xml:space="preserve"> </w:t>
+      </w:r>
+      <w:proofErr w:type="spellStart"/>
+      <w:r>
+        <w:rPr>
+          <w:b/>
+          <w:bCs/>
+        </w:rPr>
+        <w:t>Catatan</w:t>
+      </w:r>
+      <w:proofErr w:type="spellEnd"/>
+      <w:r>
+        <w:rPr>
+          <w:b/>
+          <w:bCs/>
+        </w:rPr>
+        <w:t>:</w:t>
+      </w:r>
+    </w:p>
+    <w:p>
+      <w:pPr>
+        <w:pStyle w:val="ListParagraph"/>
+        <w:numPr>
+          <w:ilvl w:val="0"/>
+          <w:numId w:val="5"/>
+        </w:numPr>
+        <w:jc w:val="both"/>
+        <w:rPr>
+          <w:b/>
+          <w:bCs/>
+        </w:rPr>
+      </w:pPr>
+      <w:r>
+        <w:t xml:space="preserve">Rata-rata Grade </w:t>
+      </w:r>
+      <w:proofErr w:type="spellStart"/>
+      <w:r>
+        <w:t>pengolahan</w:t>
+      </w:r>
+      <w:proofErr w:type="spellEnd"/>
+      <w:r>
+        <w:t xml:space="preserve"> </w:t>
+      </w:r>
+      <w:proofErr w:type="spellStart"/>
+      <w:r>
+        <w:t>hingga</w:t>
+      </w:r>
+      <w:proofErr w:type="spellEnd"/>
+      <w:r>
+        <w:t xml:space="preserve"> batch </w:t>
+      </w:r>
+      <w:proofErr w:type="spellStart"/>
+      <w:r>
+        <w:t>ke</w:t>
+      </w:r>
+      <w:proofErr w:type="spellEnd"/>
+      <w:r>
+        <w:t xml:space="preserve"> 5 </w:t>
+      </w:r>
+      <w:proofErr w:type="spellStart"/>
+      <w:r>
+        <w:t>yaitu</w:t>
+      </w:r>
+      <w:proofErr w:type="spellEnd"/>
+      <w:r>
+        <w:t xml:space="preserve"> </w:t>
+      </w:r>
+      <w:r>
+        <w:rPr>
+          <w:b/>
+          <w:bCs/>
+        </w:rPr>
+        <w:t>Au 0,497 ppm, Ag 0,481 ppm, dan Cu 12,286 ppm.</w:t>
+      </w:r>
+    </w:p>
+    <w:p>
+      <w:pPr>
+        <w:pStyle w:val="ListParagraph"/>
+        <w:numPr>
+          <w:ilvl w:val="0"/>
+          <w:numId w:val="5"/>
+        </w:numPr>
+        <w:jc w:val="both"/>
+        <w:rPr>
+          <w:b/>
+          <w:bCs/>
+        </w:rPr>
+      </w:pPr>
+      <w:r>
+        <w:t xml:space="preserve">Rata-rata solid tail pada </w:t>
+      </w:r>
+      <w:proofErr w:type="spellStart"/>
+      <w:r>
+        <w:t>pengolahan</w:t>
+      </w:r>
+      <w:proofErr w:type="spellEnd"/>
+      <w:r>
+        <w:t xml:space="preserve"> </w:t>
+      </w:r>
+      <w:r>
+        <w:rPr>
+          <w:b/>
+          <w:bCs/>
+        </w:rPr>
+        <w:t>Au 0,102, Ag 0,376, Cu 13,888.</w:t>
+      </w:r>
+      <w:r>
+        <w:t xml:space="preserve"> Dan rata-rata solution tail </w:t>
+      </w:r>
+      <w:proofErr w:type="spellStart"/>
+      <w:r>
+        <w:t>pengolahan</w:t>
+      </w:r>
+      <w:proofErr w:type="spellEnd"/>
+      <w:r>
+        <w:t xml:space="preserve"> </w:t>
+      </w:r>
+      <w:r>
+        <w:rPr>
+          <w:b/>
+          <w:bCs/>
+        </w:rPr>
+        <w:t>0,072.</w:t>
+      </w:r>
+    </w:p>
+    <w:p>
+      <w:pPr>
+        <w:pStyle w:val="ListParagraph"/>
+        <w:numPr>
+          <w:ilvl w:val="0"/>
+          <w:numId w:val="5"/>
+        </w:numPr>
+        <w:jc w:val="both"/>
+        <w:rPr>
+          <w:b/>
+          <w:bCs/>
+        </w:rPr>
+      </w:pPr>
+      <w:r>
+        <w:t xml:space="preserve">Head Grade pada Batch </w:t>
+      </w:r>
+      <w:proofErr w:type="spellStart"/>
+      <w:r>
+        <w:t>ke</w:t>
+      </w:r>
+      <w:proofErr w:type="spellEnd"/>
+      <w:r>
+        <w:t xml:space="preserve"> 14-16 </w:t>
+      </w:r>
+      <w:proofErr w:type="spellStart"/>
+      <w:r>
+        <w:t>kemudian</w:t>
+      </w:r>
+      <w:proofErr w:type="spellEnd"/>
+      <w:r>
+        <w:t xml:space="preserve"> solid tail batch ke13-16 </w:t>
+      </w:r>
+      <w:proofErr w:type="spellStart"/>
+      <w:r>
+        <w:t>belum</w:t>
+      </w:r>
+      <w:proofErr w:type="spellEnd"/>
+      <w:r>
+        <w:t xml:space="preserve"> </w:t>
+      </w:r>
+      <w:proofErr w:type="spellStart"/>
+      <w:r>
+        <w:t>ada</w:t>
+      </w:r>
+      <w:proofErr w:type="spellEnd"/>
+      <w:r>
+        <w:t xml:space="preserve"> </w:t>
+      </w:r>
+      <w:proofErr w:type="spellStart"/>
+      <w:r>
+        <w:t>hasil</w:t>
+      </w:r>
+      <w:proofErr w:type="spellEnd"/>
+      <w:r>
+        <w:t xml:space="preserve"> </w:t>
+      </w:r>
+      <w:proofErr w:type="spellStart"/>
+      <w:r>
+        <w:t>masih</w:t>
+      </w:r>
+      <w:proofErr w:type="spellEnd"/>
+      <w:r>
+        <w:t xml:space="preserve"> </w:t>
+      </w:r>
+      <w:proofErr w:type="spellStart"/>
+      <w:r>
+        <w:t>dalam</w:t>
+      </w:r>
+      <w:proofErr w:type="spellEnd"/>
+      <w:r>
+        <w:t xml:space="preserve"> </w:t>
+      </w:r>
+      <w:proofErr w:type="spellStart"/>
+      <w:r>
+        <w:t>tahapan</w:t>
+      </w:r>
+      <w:proofErr w:type="spellEnd"/>
+      <w:r>
+        <w:t xml:space="preserve"> proses Analisa pada lab assay PT BDL.</w:t>
       </w:r>
     </w:p>
     <w:p/>
@@ -401,8 +2372,709 @@
     <w:p/>
     <w:p/>
     <w:p/>
+    <w:p/>
+    <w:p>
+      <w:pPr>
+        <w:pStyle w:val="ListParagraph"/>
+        <w:numPr>
+          <w:ilvl w:val="0"/>
+          <w:numId w:val="1"/>
+        </w:numPr>
+        <w:ind w:left="-426"/>
+        <w:rPr>
+          <w:b/>
+          <w:bCs/>
+        </w:rPr>
+      </w:pPr>
+      <w:r>
+        <w:rPr>
+          <w:noProof/>
+        </w:rPr>
+        <w:lastRenderedPageBreak/>
+        <w:drawing>
+          <wp:anchor distT="0" distB="0" distL="114300" distR="114300" simplePos="0" relativeHeight="251667456" behindDoc="1" locked="0" layoutInCell="1" allowOverlap="1" wp14:anchorId="05EC9FFB" wp14:editId="1B036B6F">
+            <wp:simplePos x="0" y="0"/>
+            <wp:positionH relativeFrom="column">
+              <wp:posOffset>-15472</wp:posOffset>
+            </wp:positionH>
+            <wp:positionV relativeFrom="paragraph">
+              <wp:posOffset>4860848</wp:posOffset>
+            </wp:positionV>
+            <wp:extent cx="5754029" cy="3700599"/>
+            <wp:effectExtent l="0" t="0" r="0" b="0"/>
+            <wp:wrapTight wrapText="bothSides">
+              <wp:wrapPolygon edited="0">
+                <wp:start x="0" y="0"/>
+                <wp:lineTo x="0" y="21463"/>
+                <wp:lineTo x="21526" y="21463"/>
+                <wp:lineTo x="21526" y="0"/>
+                <wp:lineTo x="0" y="0"/>
+              </wp:wrapPolygon>
+            </wp:wrapTight>
+            <wp:docPr id="352539051" name="Picture 4"/>
+            <wp:cNvGraphicFramePr>
+              <a:graphicFrameLocks xmlns:a="http://schemas.openxmlformats.org/drawingml/2006/main" noChangeAspect="1"/>
+            </wp:cNvGraphicFramePr>
+            <a:graphic xmlns:a="http://schemas.openxmlformats.org/drawingml/2006/main">
+              <a:graphicData uri="http://schemas.openxmlformats.org/drawingml/2006/picture">
+                <pic:pic xmlns:pic="http://schemas.openxmlformats.org/drawingml/2006/picture">
+                  <pic:nvPicPr>
+                    <pic:cNvPr id="0" name="Picture 4"/>
+                    <pic:cNvPicPr>
+                      <a:picLocks noChangeAspect="1" noChangeArrowheads="1"/>
+                    </pic:cNvPicPr>
+                  </pic:nvPicPr>
+                  <pic:blipFill>
+                    <a:blip r:embed="rId12">
+                      <a:extLst>
+                        <a:ext uri="{28A0092B-C50C-407E-A947-70E740481C1C}">
+                          <a14:useLocalDpi xmlns:a14="http://schemas.microsoft.com/office/drawing/2010/main" val="0"/>
+                        </a:ext>
+                      </a:extLst>
+                    </a:blip>
+                    <a:srcRect/>
+                    <a:stretch>
+                      <a:fillRect/>
+                    </a:stretch>
+                  </pic:blipFill>
+                  <pic:spPr bwMode="auto">
+                    <a:xfrm>
+                      <a:off x="0" y="0"/>
+                      <a:ext cx="5754029" cy="3700599"/>
+                    </a:xfrm>
+                    <a:prstGeom prst="rect">
+                      <a:avLst/>
+                    </a:prstGeom>
+                    <a:noFill/>
+                  </pic:spPr>
+                </pic:pic>
+              </a:graphicData>
+            </a:graphic>
+            <wp14:sizeRelH relativeFrom="margin">
+              <wp14:pctWidth>0</wp14:pctWidth>
+            </wp14:sizeRelH>
+            <wp14:sizeRelV relativeFrom="margin">
+              <wp14:pctHeight>0</wp14:pctHeight>
+            </wp14:sizeRelV>
+          </wp:anchor>
+        </w:drawing>
+      </w:r>
+      <w:r>
+        <w:drawing>
+          <wp:anchor distT="0" distB="0" distL="114300" distR="114300" simplePos="0" relativeHeight="251666432" behindDoc="1" locked="0" layoutInCell="1" allowOverlap="1" wp14:anchorId="5F9E09A0" wp14:editId="19AB5133">
+            <wp:simplePos x="0" y="0"/>
+            <wp:positionH relativeFrom="column">
+              <wp:posOffset>-680720</wp:posOffset>
+            </wp:positionH>
+            <wp:positionV relativeFrom="paragraph">
+              <wp:posOffset>357830</wp:posOffset>
+            </wp:positionV>
+            <wp:extent cx="7234555" cy="4438015"/>
+            <wp:effectExtent l="0" t="0" r="4445" b="635"/>
+            <wp:wrapTight wrapText="bothSides">
+              <wp:wrapPolygon edited="0">
+                <wp:start x="0" y="0"/>
+                <wp:lineTo x="0" y="21510"/>
+                <wp:lineTo x="21556" y="21510"/>
+                <wp:lineTo x="21556" y="0"/>
+                <wp:lineTo x="0" y="0"/>
+              </wp:wrapPolygon>
+            </wp:wrapTight>
+            <wp:docPr id="1645815374" name="Picture 5"/>
+            <wp:cNvGraphicFramePr>
+              <a:graphicFrameLocks xmlns:a="http://schemas.openxmlformats.org/drawingml/2006/main" noChangeAspect="1"/>
+            </wp:cNvGraphicFramePr>
+            <a:graphic xmlns:a="http://schemas.openxmlformats.org/drawingml/2006/main">
+              <a:graphicData uri="http://schemas.openxmlformats.org/drawingml/2006/picture">
+                <pic:pic xmlns:pic="http://schemas.openxmlformats.org/drawingml/2006/picture">
+                  <pic:nvPicPr>
+                    <pic:cNvPr id="0" name="Picture 5"/>
+                    <pic:cNvPicPr>
+                      <a:picLocks noChangeAspect="1" noChangeArrowheads="1"/>
+                    </pic:cNvPicPr>
+                  </pic:nvPicPr>
+                  <pic:blipFill>
+                    <a:blip r:embed="rId13">
+                      <a:extLst>
+                        <a:ext uri="{28A0092B-C50C-407E-A947-70E740481C1C}">
+                          <a14:useLocalDpi xmlns:a14="http://schemas.microsoft.com/office/drawing/2010/main" val="0"/>
+                        </a:ext>
+                      </a:extLst>
+                    </a:blip>
+                    <a:srcRect/>
+                    <a:stretch>
+                      <a:fillRect/>
+                    </a:stretch>
+                  </pic:blipFill>
+                  <pic:spPr bwMode="auto">
+                    <a:xfrm>
+                      <a:off x="0" y="0"/>
+                      <a:ext cx="7234555" cy="4438015"/>
+                    </a:xfrm>
+                    <a:prstGeom prst="rect">
+                      <a:avLst/>
+                    </a:prstGeom>
+                    <a:noFill/>
+                    <a:ln>
+                      <a:noFill/>
+                    </a:ln>
+                  </pic:spPr>
+                </pic:pic>
+              </a:graphicData>
+            </a:graphic>
+            <wp14:sizeRelH relativeFrom="margin">
+              <wp14:pctWidth>0</wp14:pctWidth>
+            </wp14:sizeRelH>
+            <wp14:sizeRelV relativeFrom="margin">
+              <wp14:pctHeight>0</wp14:pctHeight>
+            </wp14:sizeRelV>
+          </wp:anchor>
+        </w:drawing>
+      </w:r>
+      <w:r>
+        <w:rPr>
+          <w:b/>
+          <w:bCs/>
+        </w:rPr>
+        <w:t>Down time and Running Time Processing Plant</w:t>
+      </w:r>
+    </w:p>
+    <w:p>
+      <w:pPr>
+        <w:pStyle w:val="ListParagraph"/>
+        <w:ind w:left="-426"/>
+        <w:rPr>
+          <w:b/>
+          <w:bCs/>
+        </w:rPr>
+      </w:pPr>
+      <w:r>
+        <w:lastRenderedPageBreak/>
+        <w:drawing>
+          <wp:anchor distT="0" distB="0" distL="114300" distR="114300" simplePos="0" relativeHeight="251665408" behindDoc="1" locked="0" layoutInCell="1" allowOverlap="1" wp14:anchorId="68827121" wp14:editId="22D3C8F8">
+            <wp:simplePos x="0" y="0"/>
+            <wp:positionH relativeFrom="column">
+              <wp:posOffset>-10147</wp:posOffset>
+            </wp:positionH>
+            <wp:positionV relativeFrom="paragraph">
+              <wp:posOffset>1905</wp:posOffset>
+            </wp:positionV>
+            <wp:extent cx="6174105" cy="2363470"/>
+            <wp:effectExtent l="0" t="0" r="0" b="0"/>
+            <wp:wrapTight wrapText="bothSides">
+              <wp:wrapPolygon edited="0">
+                <wp:start x="0" y="0"/>
+                <wp:lineTo x="0" y="21414"/>
+                <wp:lineTo x="21527" y="21414"/>
+                <wp:lineTo x="21527" y="0"/>
+                <wp:lineTo x="0" y="0"/>
+              </wp:wrapPolygon>
+            </wp:wrapTight>
+            <wp:docPr id="195998417" name="Picture 3"/>
+            <wp:cNvGraphicFramePr>
+              <a:graphicFrameLocks xmlns:a="http://schemas.openxmlformats.org/drawingml/2006/main" noChangeAspect="1"/>
+            </wp:cNvGraphicFramePr>
+            <a:graphic xmlns:a="http://schemas.openxmlformats.org/drawingml/2006/main">
+              <a:graphicData uri="http://schemas.openxmlformats.org/drawingml/2006/picture">
+                <pic:pic xmlns:pic="http://schemas.openxmlformats.org/drawingml/2006/picture">
+                  <pic:nvPicPr>
+                    <pic:cNvPr id="0" name="Picture 3"/>
+                    <pic:cNvPicPr>
+                      <a:picLocks noChangeAspect="1" noChangeArrowheads="1"/>
+                    </pic:cNvPicPr>
+                  </pic:nvPicPr>
+                  <pic:blipFill>
+                    <a:blip r:embed="rId14">
+                      <a:extLst>
+                        <a:ext uri="{28A0092B-C50C-407E-A947-70E740481C1C}">
+                          <a14:useLocalDpi xmlns:a14="http://schemas.microsoft.com/office/drawing/2010/main" val="0"/>
+                        </a:ext>
+                      </a:extLst>
+                    </a:blip>
+                    <a:srcRect/>
+                    <a:stretch>
+                      <a:fillRect/>
+                    </a:stretch>
+                  </pic:blipFill>
+                  <pic:spPr bwMode="auto">
+                    <a:xfrm>
+                      <a:off x="0" y="0"/>
+                      <a:ext cx="6174105" cy="2363470"/>
+                    </a:xfrm>
+                    <a:prstGeom prst="rect">
+                      <a:avLst/>
+                    </a:prstGeom>
+                    <a:noFill/>
+                    <a:ln>
+                      <a:noFill/>
+                    </a:ln>
+                  </pic:spPr>
+                </pic:pic>
+              </a:graphicData>
+            </a:graphic>
+            <wp14:sizeRelH relativeFrom="margin">
+              <wp14:pctWidth>0</wp14:pctWidth>
+            </wp14:sizeRelH>
+            <wp14:sizeRelV relativeFrom="margin">
+              <wp14:pctHeight>0</wp14:pctHeight>
+            </wp14:sizeRelV>
+          </wp:anchor>
+        </w:drawing>
+      </w:r>
+    </w:p>
+    <w:p>
+      <w:pPr>
+        <w:pStyle w:val="ListParagraph"/>
+        <w:ind w:left="-426"/>
+        <w:rPr>
+          <w:b/>
+          <w:bCs/>
+        </w:rPr>
+      </w:pPr>
+      <w:proofErr w:type="spellStart"/>
+      <w:r>
+        <w:rPr>
+          <w:b/>
+          <w:bCs/>
+        </w:rPr>
+        <w:t>Ringkasan</w:t>
+      </w:r>
+      <w:proofErr w:type="spellEnd"/>
+      <w:r>
+        <w:rPr>
+          <w:b/>
+          <w:bCs/>
+        </w:rPr>
+        <w:tab/>
+        <w:t xml:space="preserve">: </w:t>
+      </w:r>
+    </w:p>
+    <w:p>
+      <w:pPr>
+        <w:pStyle w:val="ListParagraph"/>
+        <w:numPr>
+          <w:ilvl w:val="0"/>
+          <w:numId w:val="7"/>
+        </w:numPr>
+        <w:jc w:val="both"/>
+        <w:rPr>
+          <w:b/>
+          <w:bCs/>
+        </w:rPr>
+      </w:pPr>
+      <w:r>
+        <w:t xml:space="preserve">Running Processing plant </w:t>
+      </w:r>
+      <w:proofErr w:type="spellStart"/>
+      <w:r>
+        <w:t>untuk</w:t>
+      </w:r>
+      <w:proofErr w:type="spellEnd"/>
+      <w:r>
+        <w:t xml:space="preserve"> batch </w:t>
+      </w:r>
+      <w:proofErr w:type="spellStart"/>
+      <w:r>
+        <w:t>ke</w:t>
+      </w:r>
+      <w:proofErr w:type="spellEnd"/>
+      <w:r>
+        <w:t xml:space="preserve"> 6 </w:t>
+      </w:r>
+      <w:proofErr w:type="spellStart"/>
+      <w:r>
+        <w:t>yaitu</w:t>
+      </w:r>
+      <w:proofErr w:type="spellEnd"/>
+      <w:r>
+        <w:t xml:space="preserve"> pada 14/10/2026. Pada </w:t>
+      </w:r>
+      <w:proofErr w:type="spellStart"/>
+      <w:r>
+        <w:t>tanggal</w:t>
+      </w:r>
+      <w:proofErr w:type="spellEnd"/>
+      <w:r>
+        <w:t xml:space="preserve"> 18 Oktober 2026 </w:t>
+      </w:r>
+      <w:proofErr w:type="spellStart"/>
+      <w:r>
+        <w:t>terjadi</w:t>
+      </w:r>
+      <w:proofErr w:type="spellEnd"/>
+      <w:r>
+        <w:t xml:space="preserve"> downtime </w:t>
+      </w:r>
+      <w:proofErr w:type="spellStart"/>
+      <w:r>
+        <w:t>dikarenakan</w:t>
+      </w:r>
+      <w:proofErr w:type="spellEnd"/>
+      <w:r>
+        <w:t xml:space="preserve"> belt conveyor ball mill 2 </w:t>
+      </w:r>
+      <w:proofErr w:type="spellStart"/>
+      <w:r>
+        <w:t>putus</w:t>
+      </w:r>
+      <w:proofErr w:type="spellEnd"/>
+      <w:r>
+        <w:t xml:space="preserve"> dan ball mill 1 dan 3 </w:t>
+      </w:r>
+      <w:proofErr w:type="spellStart"/>
+      <w:r>
+        <w:t>mati</w:t>
+      </w:r>
+      <w:proofErr w:type="spellEnd"/>
+      <w:r>
+        <w:t xml:space="preserve"> </w:t>
+      </w:r>
+      <w:proofErr w:type="spellStart"/>
+      <w:r>
+        <w:t>disebabkan</w:t>
+      </w:r>
+      <w:proofErr w:type="spellEnd"/>
+      <w:r>
+        <w:t xml:space="preserve"> </w:t>
+      </w:r>
+      <w:proofErr w:type="spellStart"/>
+      <w:r>
+        <w:t>kekurangan</w:t>
+      </w:r>
+      <w:proofErr w:type="spellEnd"/>
+      <w:r>
+        <w:t xml:space="preserve"> air </w:t>
+      </w:r>
+      <w:proofErr w:type="spellStart"/>
+      <w:r>
+        <w:t>berlangsung</w:t>
+      </w:r>
+      <w:proofErr w:type="spellEnd"/>
+      <w:r>
+        <w:t xml:space="preserve"> </w:t>
+      </w:r>
+      <w:proofErr w:type="spellStart"/>
+      <w:r>
+        <w:t>hingga</w:t>
+      </w:r>
+      <w:proofErr w:type="spellEnd"/>
+      <w:r>
+        <w:t xml:space="preserve"> 7 jam. </w:t>
+      </w:r>
+    </w:p>
+    <w:p>
+      <w:pPr>
+        <w:pStyle w:val="ListParagraph"/>
+        <w:numPr>
+          <w:ilvl w:val="0"/>
+          <w:numId w:val="7"/>
+        </w:numPr>
+        <w:jc w:val="both"/>
+        <w:rPr>
+          <w:b/>
+          <w:bCs/>
+        </w:rPr>
+      </w:pPr>
+      <w:r>
+        <w:t xml:space="preserve">Pada </w:t>
+      </w:r>
+      <w:proofErr w:type="spellStart"/>
+      <w:r>
+        <w:t>tanggal</w:t>
+      </w:r>
+      <w:proofErr w:type="spellEnd"/>
+      <w:r>
+        <w:t xml:space="preserve"> 23 </w:t>
+      </w:r>
+      <w:proofErr w:type="spellStart"/>
+      <w:r>
+        <w:t>oktober</w:t>
+      </w:r>
+      <w:proofErr w:type="spellEnd"/>
+      <w:r>
+        <w:t xml:space="preserve"> </w:t>
+      </w:r>
+      <w:proofErr w:type="spellStart"/>
+      <w:r>
+        <w:t>terjadi</w:t>
+      </w:r>
+      <w:proofErr w:type="spellEnd"/>
+      <w:r>
+        <w:t xml:space="preserve"> Kembali downtime </w:t>
+      </w:r>
+      <w:proofErr w:type="spellStart"/>
+      <w:r>
+        <w:t>selama</w:t>
+      </w:r>
+      <w:proofErr w:type="spellEnd"/>
+      <w:r>
+        <w:t xml:space="preserve"> 10 jam </w:t>
+      </w:r>
+      <w:proofErr w:type="spellStart"/>
+      <w:r>
+        <w:t>hal</w:t>
+      </w:r>
+      <w:proofErr w:type="spellEnd"/>
+      <w:r>
+        <w:t xml:space="preserve"> </w:t>
+      </w:r>
+      <w:proofErr w:type="spellStart"/>
+      <w:r>
+        <w:t>itu</w:t>
+      </w:r>
+      <w:proofErr w:type="spellEnd"/>
+      <w:r>
+        <w:t xml:space="preserve"> </w:t>
+      </w:r>
+      <w:proofErr w:type="spellStart"/>
+      <w:r>
+        <w:t>dikarenakan</w:t>
+      </w:r>
+      <w:proofErr w:type="spellEnd"/>
+      <w:r>
+        <w:t xml:space="preserve"> </w:t>
+      </w:r>
+      <w:proofErr w:type="spellStart"/>
+      <w:r>
+        <w:t>kurangnya</w:t>
+      </w:r>
+      <w:proofErr w:type="spellEnd"/>
+      <w:r>
+        <w:t xml:space="preserve"> </w:t>
+      </w:r>
+      <w:proofErr w:type="spellStart"/>
+      <w:r>
+        <w:t>pasokan</w:t>
+      </w:r>
+      <w:proofErr w:type="spellEnd"/>
+      <w:r>
+        <w:t xml:space="preserve"> air dan </w:t>
+      </w:r>
+      <w:proofErr w:type="spellStart"/>
+      <w:r>
+        <w:t>menyebabkan</w:t>
+      </w:r>
+      <w:proofErr w:type="spellEnd"/>
+      <w:r>
+        <w:t xml:space="preserve"> ball mill 1,2 dan 3 </w:t>
+      </w:r>
+      <w:proofErr w:type="spellStart"/>
+      <w:r>
+        <w:t>belum</w:t>
+      </w:r>
+      <w:proofErr w:type="spellEnd"/>
+      <w:r>
+        <w:t xml:space="preserve"> </w:t>
+      </w:r>
+      <w:proofErr w:type="spellStart"/>
+      <w:r>
+        <w:t>bisa</w:t>
+      </w:r>
+      <w:proofErr w:type="spellEnd"/>
+      <w:r>
+        <w:t xml:space="preserve"> </w:t>
+      </w:r>
+      <w:proofErr w:type="spellStart"/>
+      <w:r>
+        <w:t>jalan</w:t>
+      </w:r>
+      <w:proofErr w:type="spellEnd"/>
+      <w:r>
+        <w:t>.</w:t>
+      </w:r>
+    </w:p>
+    <w:p>
+      <w:pPr>
+        <w:pStyle w:val="ListParagraph"/>
+        <w:numPr>
+          <w:ilvl w:val="0"/>
+          <w:numId w:val="7"/>
+        </w:numPr>
+        <w:jc w:val="both"/>
+        <w:rPr>
+          <w:b/>
+          <w:bCs/>
+        </w:rPr>
+      </w:pPr>
+      <w:proofErr w:type="spellStart"/>
+      <w:r>
+        <w:t>Terjadi</w:t>
+      </w:r>
+      <w:proofErr w:type="spellEnd"/>
+      <w:r>
+        <w:t xml:space="preserve"> Kembali downtime pada </w:t>
+      </w:r>
+      <w:proofErr w:type="spellStart"/>
+      <w:r>
+        <w:t>tanggal</w:t>
+      </w:r>
+      <w:proofErr w:type="spellEnd"/>
+      <w:r>
+        <w:t xml:space="preserve"> 25 dan 26 </w:t>
+      </w:r>
+      <w:proofErr w:type="spellStart"/>
+      <w:r>
+        <w:t>dikarenakan</w:t>
+      </w:r>
+      <w:proofErr w:type="spellEnd"/>
+      <w:r>
+        <w:t xml:space="preserve"> </w:t>
+      </w:r>
+      <w:proofErr w:type="spellStart"/>
+      <w:r>
+        <w:t>kekurangan</w:t>
+      </w:r>
+      <w:proofErr w:type="spellEnd"/>
+      <w:r>
+        <w:t xml:space="preserve"> </w:t>
+      </w:r>
+      <w:proofErr w:type="spellStart"/>
+      <w:r>
+        <w:t>pasokan</w:t>
+      </w:r>
+      <w:proofErr w:type="spellEnd"/>
+      <w:r>
+        <w:t xml:space="preserve"> air pada ball mill 1,2 dan 3</w:t>
+      </w:r>
+    </w:p>
+    <w:p>
+      <w:pPr>
+        <w:pStyle w:val="ListParagraph"/>
+        <w:numPr>
+          <w:ilvl w:val="0"/>
+          <w:numId w:val="7"/>
+        </w:numPr>
+        <w:jc w:val="both"/>
+        <w:rPr>
+          <w:b/>
+          <w:bCs/>
+        </w:rPr>
+      </w:pPr>
+      <w:r>
+        <w:t xml:space="preserve">Total downtime pada processing plant </w:t>
+      </w:r>
+      <w:proofErr w:type="spellStart"/>
+      <w:r>
+        <w:t>dari</w:t>
+      </w:r>
+      <w:proofErr w:type="spellEnd"/>
+      <w:r>
+        <w:t xml:space="preserve"> </w:t>
+      </w:r>
+      <w:proofErr w:type="spellStart"/>
+      <w:r>
+        <w:t>tanggal</w:t>
+      </w:r>
+      <w:proofErr w:type="spellEnd"/>
+      <w:r>
+        <w:t xml:space="preserve"> 14 </w:t>
+      </w:r>
+      <w:proofErr w:type="spellStart"/>
+      <w:r>
+        <w:t>oktober</w:t>
+      </w:r>
+      <w:proofErr w:type="spellEnd"/>
+      <w:r>
+        <w:t xml:space="preserve"> 2026 </w:t>
+      </w:r>
+      <w:proofErr w:type="spellStart"/>
+      <w:r>
+        <w:t>hinggga</w:t>
+      </w:r>
+      <w:proofErr w:type="spellEnd"/>
+      <w:r>
+        <w:t xml:space="preserve"> </w:t>
+      </w:r>
+      <w:r>
+        <w:t xml:space="preserve">30 Oktober 2026, </w:t>
+      </w:r>
+      <w:r>
+        <w:t xml:space="preserve">55 Hour </w:t>
+      </w:r>
+      <w:proofErr w:type="spellStart"/>
+      <w:r>
+        <w:t>atau</w:t>
+      </w:r>
+      <w:proofErr w:type="spellEnd"/>
+      <w:r>
+        <w:t xml:space="preserve"> 2 </w:t>
+      </w:r>
+      <w:proofErr w:type="spellStart"/>
+      <w:r>
+        <w:t>hari</w:t>
+      </w:r>
+      <w:proofErr w:type="spellEnd"/>
+      <w:r>
+        <w:t xml:space="preserve"> </w:t>
+      </w:r>
+      <w:proofErr w:type="spellStart"/>
+      <w:r>
+        <w:t>kerja</w:t>
+      </w:r>
+      <w:proofErr w:type="spellEnd"/>
+      <w:r>
+        <w:t xml:space="preserve"> </w:t>
+      </w:r>
+      <w:proofErr w:type="spellStart"/>
+      <w:r>
+        <w:t>waktu</w:t>
+      </w:r>
+      <w:proofErr w:type="spellEnd"/>
+      <w:r>
+        <w:t xml:space="preserve"> </w:t>
+      </w:r>
+      <w:proofErr w:type="spellStart"/>
+      <w:r>
+        <w:t>produksi</w:t>
+      </w:r>
+      <w:proofErr w:type="spellEnd"/>
+      <w:r>
+        <w:t>.</w:t>
+      </w:r>
+    </w:p>
+    <w:p>
+      <w:pPr>
+        <w:pStyle w:val="ListParagraph"/>
+        <w:numPr>
+          <w:ilvl w:val="0"/>
+          <w:numId w:val="7"/>
+        </w:numPr>
+        <w:jc w:val="both"/>
+        <w:rPr>
+          <w:b/>
+          <w:bCs/>
+        </w:rPr>
+      </w:pPr>
+      <w:r>
+        <w:t xml:space="preserve">%availability Processing Plant </w:t>
+      </w:r>
+      <w:proofErr w:type="spellStart"/>
+      <w:r>
+        <w:t>untuk</w:t>
+      </w:r>
+      <w:proofErr w:type="spellEnd"/>
+      <w:r>
+        <w:t xml:space="preserve"> proses milling dan leaching </w:t>
+      </w:r>
+      <w:proofErr w:type="spellStart"/>
+      <w:r>
+        <w:t>adalah</w:t>
+      </w:r>
+      <w:proofErr w:type="spellEnd"/>
+      <w:r>
+        <w:t xml:space="preserve"> 86%.</w:t>
+      </w:r>
+    </w:p>
+    <w:p/>
+    <w:p/>
+    <w:p/>
+    <w:p/>
+    <w:p/>
+    <w:p/>
+    <w:p/>
+    <w:p/>
     <w:sectPr>
-      <w:headerReference w:type="default" r:id="rId9"/>
+      <w:headerReference w:type="default" r:id="rId15"/>
       <w:pgSz w:w="11906" w:h="16838"/>
       <w:pgMar w:top="1440" w:right="1440" w:bottom="1440" w:left="1440" w:header="708" w:footer="708" w:gutter="0"/>
       <w:cols w:space="708"/>
@@ -685,6 +3357,184 @@
     </w:lvl>
   </w:abstractNum>
   <w:abstractNum w:abstractNumId="1" w15:restartNumberingAfterBreak="0">
+    <w:nsid w:val="4724613D"/>
+    <w:multiLevelType w:val="hybridMultilevel"/>
+    <w:tmpl w:val="4932907A"/>
+    <w:lvl w:ilvl="0" w:tplc="3809000F">
+      <w:start w:val="1"/>
+      <w:numFmt w:val="decimal"/>
+      <w:lvlText w:val="%1."/>
+      <w:lvlJc w:val="left"/>
+      <w:pPr>
+        <w:ind w:left="720" w:hanging="360"/>
+      </w:pPr>
+      <w:rPr>
+        <w:rFonts w:hint="default"/>
+      </w:rPr>
+    </w:lvl>
+    <w:lvl w:ilvl="1" w:tplc="38090019" w:tentative="1">
+      <w:start w:val="1"/>
+      <w:numFmt w:val="lowerLetter"/>
+      <w:lvlText w:val="%2."/>
+      <w:lvlJc w:val="left"/>
+      <w:pPr>
+        <w:ind w:left="1440" w:hanging="360"/>
+      </w:pPr>
+    </w:lvl>
+    <w:lvl w:ilvl="2" w:tplc="3809001B" w:tentative="1">
+      <w:start w:val="1"/>
+      <w:numFmt w:val="lowerRoman"/>
+      <w:lvlText w:val="%3."/>
+      <w:lvlJc w:val="right"/>
+      <w:pPr>
+        <w:ind w:left="2160" w:hanging="180"/>
+      </w:pPr>
+    </w:lvl>
+    <w:lvl w:ilvl="3" w:tplc="3809000F" w:tentative="1">
+      <w:start w:val="1"/>
+      <w:numFmt w:val="decimal"/>
+      <w:lvlText w:val="%4."/>
+      <w:lvlJc w:val="left"/>
+      <w:pPr>
+        <w:ind w:left="2880" w:hanging="360"/>
+      </w:pPr>
+    </w:lvl>
+    <w:lvl w:ilvl="4" w:tplc="38090019" w:tentative="1">
+      <w:start w:val="1"/>
+      <w:numFmt w:val="lowerLetter"/>
+      <w:lvlText w:val="%5."/>
+      <w:lvlJc w:val="left"/>
+      <w:pPr>
+        <w:ind w:left="3600" w:hanging="360"/>
+      </w:pPr>
+    </w:lvl>
+    <w:lvl w:ilvl="5" w:tplc="3809001B" w:tentative="1">
+      <w:start w:val="1"/>
+      <w:numFmt w:val="lowerRoman"/>
+      <w:lvlText w:val="%6."/>
+      <w:lvlJc w:val="right"/>
+      <w:pPr>
+        <w:ind w:left="4320" w:hanging="180"/>
+      </w:pPr>
+    </w:lvl>
+    <w:lvl w:ilvl="6" w:tplc="3809000F" w:tentative="1">
+      <w:start w:val="1"/>
+      <w:numFmt w:val="decimal"/>
+      <w:lvlText w:val="%7."/>
+      <w:lvlJc w:val="left"/>
+      <w:pPr>
+        <w:ind w:left="5040" w:hanging="360"/>
+      </w:pPr>
+    </w:lvl>
+    <w:lvl w:ilvl="7" w:tplc="38090019" w:tentative="1">
+      <w:start w:val="1"/>
+      <w:numFmt w:val="lowerLetter"/>
+      <w:lvlText w:val="%8."/>
+      <w:lvlJc w:val="left"/>
+      <w:pPr>
+        <w:ind w:left="5760" w:hanging="360"/>
+      </w:pPr>
+    </w:lvl>
+    <w:lvl w:ilvl="8" w:tplc="3809001B" w:tentative="1">
+      <w:start w:val="1"/>
+      <w:numFmt w:val="lowerRoman"/>
+      <w:lvlText w:val="%9."/>
+      <w:lvlJc w:val="right"/>
+      <w:pPr>
+        <w:ind w:left="6480" w:hanging="180"/>
+      </w:pPr>
+    </w:lvl>
+  </w:abstractNum>
+  <w:abstractNum w:abstractNumId="2" w15:restartNumberingAfterBreak="0">
+    <w:nsid w:val="60F26649"/>
+    <w:multiLevelType w:val="hybridMultilevel"/>
+    <w:tmpl w:val="4858D5E2"/>
+    <w:lvl w:ilvl="0" w:tplc="6FC43798">
+      <w:start w:val="1"/>
+      <w:numFmt w:val="decimal"/>
+      <w:lvlText w:val="%1."/>
+      <w:lvlJc w:val="left"/>
+      <w:pPr>
+        <w:ind w:left="1080" w:hanging="360"/>
+      </w:pPr>
+      <w:rPr>
+        <w:rFonts w:hint="default"/>
+      </w:rPr>
+    </w:lvl>
+    <w:lvl w:ilvl="1" w:tplc="38090019" w:tentative="1">
+      <w:start w:val="1"/>
+      <w:numFmt w:val="lowerLetter"/>
+      <w:lvlText w:val="%2."/>
+      <w:lvlJc w:val="left"/>
+      <w:pPr>
+        <w:ind w:left="1800" w:hanging="360"/>
+      </w:pPr>
+    </w:lvl>
+    <w:lvl w:ilvl="2" w:tplc="3809001B" w:tentative="1">
+      <w:start w:val="1"/>
+      <w:numFmt w:val="lowerRoman"/>
+      <w:lvlText w:val="%3."/>
+      <w:lvlJc w:val="right"/>
+      <w:pPr>
+        <w:ind w:left="2520" w:hanging="180"/>
+      </w:pPr>
+    </w:lvl>
+    <w:lvl w:ilvl="3" w:tplc="3809000F" w:tentative="1">
+      <w:start w:val="1"/>
+      <w:numFmt w:val="decimal"/>
+      <w:lvlText w:val="%4."/>
+      <w:lvlJc w:val="left"/>
+      <w:pPr>
+        <w:ind w:left="3240" w:hanging="360"/>
+      </w:pPr>
+    </w:lvl>
+    <w:lvl w:ilvl="4" w:tplc="38090019" w:tentative="1">
+      <w:start w:val="1"/>
+      <w:numFmt w:val="lowerLetter"/>
+      <w:lvlText w:val="%5."/>
+      <w:lvlJc w:val="left"/>
+      <w:pPr>
+        <w:ind w:left="3960" w:hanging="360"/>
+      </w:pPr>
+    </w:lvl>
+    <w:lvl w:ilvl="5" w:tplc="3809001B" w:tentative="1">
+      <w:start w:val="1"/>
+      <w:numFmt w:val="lowerRoman"/>
+      <w:lvlText w:val="%6."/>
+      <w:lvlJc w:val="right"/>
+      <w:pPr>
+        <w:ind w:left="4680" w:hanging="180"/>
+      </w:pPr>
+    </w:lvl>
+    <w:lvl w:ilvl="6" w:tplc="3809000F" w:tentative="1">
+      <w:start w:val="1"/>
+      <w:numFmt w:val="decimal"/>
+      <w:lvlText w:val="%7."/>
+      <w:lvlJc w:val="left"/>
+      <w:pPr>
+        <w:ind w:left="5400" w:hanging="360"/>
+      </w:pPr>
+    </w:lvl>
+    <w:lvl w:ilvl="7" w:tplc="38090019" w:tentative="1">
+      <w:start w:val="1"/>
+      <w:numFmt w:val="lowerLetter"/>
+      <w:lvlText w:val="%8."/>
+      <w:lvlJc w:val="left"/>
+      <w:pPr>
+        <w:ind w:left="6120" w:hanging="360"/>
+      </w:pPr>
+    </w:lvl>
+    <w:lvl w:ilvl="8" w:tplc="3809001B" w:tentative="1">
+      <w:start w:val="1"/>
+      <w:numFmt w:val="lowerRoman"/>
+      <w:lvlText w:val="%9."/>
+      <w:lvlJc w:val="right"/>
+      <w:pPr>
+        <w:ind w:left="6840" w:hanging="180"/>
+      </w:pPr>
+    </w:lvl>
+  </w:abstractNum>
+  <w:abstractNum w:abstractNumId="3" w15:restartNumberingAfterBreak="0">
     <w:nsid w:val="64BD0319"/>
     <w:multiLevelType w:val="hybridMultilevel"/>
     <w:tmpl w:val="FCB0B0BE"/>
@@ -773,11 +3623,293 @@
       </w:pPr>
     </w:lvl>
   </w:abstractNum>
+  <w:abstractNum w:abstractNumId="4" w15:restartNumberingAfterBreak="0">
+    <w:nsid w:val="6CF677C8"/>
+    <w:multiLevelType w:val="hybridMultilevel"/>
+    <w:tmpl w:val="8384D0DC"/>
+    <w:lvl w:ilvl="0" w:tplc="0C66E8E0">
+      <w:start w:val="1"/>
+      <w:numFmt w:val="lowerLetter"/>
+      <w:lvlText w:val="%1."/>
+      <w:lvlJc w:val="left"/>
+      <w:pPr>
+        <w:ind w:left="360" w:hanging="360"/>
+      </w:pPr>
+      <w:rPr>
+        <w:rFonts w:hint="default"/>
+      </w:rPr>
+    </w:lvl>
+    <w:lvl w:ilvl="1" w:tplc="38090019" w:tentative="1">
+      <w:start w:val="1"/>
+      <w:numFmt w:val="lowerLetter"/>
+      <w:lvlText w:val="%2."/>
+      <w:lvlJc w:val="left"/>
+      <w:pPr>
+        <w:ind w:left="1080" w:hanging="360"/>
+      </w:pPr>
+    </w:lvl>
+    <w:lvl w:ilvl="2" w:tplc="3809001B" w:tentative="1">
+      <w:start w:val="1"/>
+      <w:numFmt w:val="lowerRoman"/>
+      <w:lvlText w:val="%3."/>
+      <w:lvlJc w:val="right"/>
+      <w:pPr>
+        <w:ind w:left="1800" w:hanging="180"/>
+      </w:pPr>
+    </w:lvl>
+    <w:lvl w:ilvl="3" w:tplc="3809000F" w:tentative="1">
+      <w:start w:val="1"/>
+      <w:numFmt w:val="decimal"/>
+      <w:lvlText w:val="%4."/>
+      <w:lvlJc w:val="left"/>
+      <w:pPr>
+        <w:ind w:left="2520" w:hanging="360"/>
+      </w:pPr>
+    </w:lvl>
+    <w:lvl w:ilvl="4" w:tplc="38090019" w:tentative="1">
+      <w:start w:val="1"/>
+      <w:numFmt w:val="lowerLetter"/>
+      <w:lvlText w:val="%5."/>
+      <w:lvlJc w:val="left"/>
+      <w:pPr>
+        <w:ind w:left="3240" w:hanging="360"/>
+      </w:pPr>
+    </w:lvl>
+    <w:lvl w:ilvl="5" w:tplc="3809001B" w:tentative="1">
+      <w:start w:val="1"/>
+      <w:numFmt w:val="lowerRoman"/>
+      <w:lvlText w:val="%6."/>
+      <w:lvlJc w:val="right"/>
+      <w:pPr>
+        <w:ind w:left="3960" w:hanging="180"/>
+      </w:pPr>
+    </w:lvl>
+    <w:lvl w:ilvl="6" w:tplc="3809000F" w:tentative="1">
+      <w:start w:val="1"/>
+      <w:numFmt w:val="decimal"/>
+      <w:lvlText w:val="%7."/>
+      <w:lvlJc w:val="left"/>
+      <w:pPr>
+        <w:ind w:left="4680" w:hanging="360"/>
+      </w:pPr>
+    </w:lvl>
+    <w:lvl w:ilvl="7" w:tplc="38090019" w:tentative="1">
+      <w:start w:val="1"/>
+      <w:numFmt w:val="lowerLetter"/>
+      <w:lvlText w:val="%8."/>
+      <w:lvlJc w:val="left"/>
+      <w:pPr>
+        <w:ind w:left="5400" w:hanging="360"/>
+      </w:pPr>
+    </w:lvl>
+    <w:lvl w:ilvl="8" w:tplc="3809001B" w:tentative="1">
+      <w:start w:val="1"/>
+      <w:numFmt w:val="lowerRoman"/>
+      <w:lvlText w:val="%9."/>
+      <w:lvlJc w:val="right"/>
+      <w:pPr>
+        <w:ind w:left="6120" w:hanging="180"/>
+      </w:pPr>
+    </w:lvl>
+  </w:abstractNum>
+  <w:abstractNum w:abstractNumId="5" w15:restartNumberingAfterBreak="0">
+    <w:nsid w:val="77984E00"/>
+    <w:multiLevelType w:val="hybridMultilevel"/>
+    <w:tmpl w:val="8AA0804C"/>
+    <w:lvl w:ilvl="0" w:tplc="36B8A3BA">
+      <w:start w:val="1"/>
+      <w:numFmt w:val="lowerLetter"/>
+      <w:lvlText w:val="%1."/>
+      <w:lvlJc w:val="left"/>
+      <w:pPr>
+        <w:ind w:left="1080" w:hanging="360"/>
+      </w:pPr>
+      <w:rPr>
+        <w:rFonts w:hint="default"/>
+      </w:rPr>
+    </w:lvl>
+    <w:lvl w:ilvl="1" w:tplc="38090019" w:tentative="1">
+      <w:start w:val="1"/>
+      <w:numFmt w:val="lowerLetter"/>
+      <w:lvlText w:val="%2."/>
+      <w:lvlJc w:val="left"/>
+      <w:pPr>
+        <w:ind w:left="1800" w:hanging="360"/>
+      </w:pPr>
+    </w:lvl>
+    <w:lvl w:ilvl="2" w:tplc="3809001B" w:tentative="1">
+      <w:start w:val="1"/>
+      <w:numFmt w:val="lowerRoman"/>
+      <w:lvlText w:val="%3."/>
+      <w:lvlJc w:val="right"/>
+      <w:pPr>
+        <w:ind w:left="2520" w:hanging="180"/>
+      </w:pPr>
+    </w:lvl>
+    <w:lvl w:ilvl="3" w:tplc="3809000F" w:tentative="1">
+      <w:start w:val="1"/>
+      <w:numFmt w:val="decimal"/>
+      <w:lvlText w:val="%4."/>
+      <w:lvlJc w:val="left"/>
+      <w:pPr>
+        <w:ind w:left="3240" w:hanging="360"/>
+      </w:pPr>
+    </w:lvl>
+    <w:lvl w:ilvl="4" w:tplc="38090019" w:tentative="1">
+      <w:start w:val="1"/>
+      <w:numFmt w:val="lowerLetter"/>
+      <w:lvlText w:val="%5."/>
+      <w:lvlJc w:val="left"/>
+      <w:pPr>
+        <w:ind w:left="3960" w:hanging="360"/>
+      </w:pPr>
+    </w:lvl>
+    <w:lvl w:ilvl="5" w:tplc="3809001B" w:tentative="1">
+      <w:start w:val="1"/>
+      <w:numFmt w:val="lowerRoman"/>
+      <w:lvlText w:val="%6."/>
+      <w:lvlJc w:val="right"/>
+      <w:pPr>
+        <w:ind w:left="4680" w:hanging="180"/>
+      </w:pPr>
+    </w:lvl>
+    <w:lvl w:ilvl="6" w:tplc="3809000F" w:tentative="1">
+      <w:start w:val="1"/>
+      <w:numFmt w:val="decimal"/>
+      <w:lvlText w:val="%7."/>
+      <w:lvlJc w:val="left"/>
+      <w:pPr>
+        <w:ind w:left="5400" w:hanging="360"/>
+      </w:pPr>
+    </w:lvl>
+    <w:lvl w:ilvl="7" w:tplc="38090019" w:tentative="1">
+      <w:start w:val="1"/>
+      <w:numFmt w:val="lowerLetter"/>
+      <w:lvlText w:val="%8."/>
+      <w:lvlJc w:val="left"/>
+      <w:pPr>
+        <w:ind w:left="6120" w:hanging="360"/>
+      </w:pPr>
+    </w:lvl>
+    <w:lvl w:ilvl="8" w:tplc="3809001B" w:tentative="1">
+      <w:start w:val="1"/>
+      <w:numFmt w:val="lowerRoman"/>
+      <w:lvlText w:val="%9."/>
+      <w:lvlJc w:val="right"/>
+      <w:pPr>
+        <w:ind w:left="6840" w:hanging="180"/>
+      </w:pPr>
+    </w:lvl>
+  </w:abstractNum>
+  <w:abstractNum w:abstractNumId="6" w15:restartNumberingAfterBreak="0">
+    <w:nsid w:val="7E02690C"/>
+    <w:multiLevelType w:val="hybridMultilevel"/>
+    <w:tmpl w:val="6F241E12"/>
+    <w:lvl w:ilvl="0" w:tplc="5B6EDF06">
+      <w:start w:val="1"/>
+      <w:numFmt w:val="lowerLetter"/>
+      <w:lvlText w:val="%1."/>
+      <w:lvlJc w:val="left"/>
+      <w:pPr>
+        <w:ind w:left="-207" w:hanging="360"/>
+      </w:pPr>
+      <w:rPr>
+        <w:rFonts w:hint="default"/>
+      </w:rPr>
+    </w:lvl>
+    <w:lvl w:ilvl="1" w:tplc="38090019" w:tentative="1">
+      <w:start w:val="1"/>
+      <w:numFmt w:val="lowerLetter"/>
+      <w:lvlText w:val="%2."/>
+      <w:lvlJc w:val="left"/>
+      <w:pPr>
+        <w:ind w:left="513" w:hanging="360"/>
+      </w:pPr>
+    </w:lvl>
+    <w:lvl w:ilvl="2" w:tplc="3809001B" w:tentative="1">
+      <w:start w:val="1"/>
+      <w:numFmt w:val="lowerRoman"/>
+      <w:lvlText w:val="%3."/>
+      <w:lvlJc w:val="right"/>
+      <w:pPr>
+        <w:ind w:left="1233" w:hanging="180"/>
+      </w:pPr>
+    </w:lvl>
+    <w:lvl w:ilvl="3" w:tplc="3809000F" w:tentative="1">
+      <w:start w:val="1"/>
+      <w:numFmt w:val="decimal"/>
+      <w:lvlText w:val="%4."/>
+      <w:lvlJc w:val="left"/>
+      <w:pPr>
+        <w:ind w:left="1953" w:hanging="360"/>
+      </w:pPr>
+    </w:lvl>
+    <w:lvl w:ilvl="4" w:tplc="38090019" w:tentative="1">
+      <w:start w:val="1"/>
+      <w:numFmt w:val="lowerLetter"/>
+      <w:lvlText w:val="%5."/>
+      <w:lvlJc w:val="left"/>
+      <w:pPr>
+        <w:ind w:left="2673" w:hanging="360"/>
+      </w:pPr>
+    </w:lvl>
+    <w:lvl w:ilvl="5" w:tplc="3809001B" w:tentative="1">
+      <w:start w:val="1"/>
+      <w:numFmt w:val="lowerRoman"/>
+      <w:lvlText w:val="%6."/>
+      <w:lvlJc w:val="right"/>
+      <w:pPr>
+        <w:ind w:left="3393" w:hanging="180"/>
+      </w:pPr>
+    </w:lvl>
+    <w:lvl w:ilvl="6" w:tplc="3809000F" w:tentative="1">
+      <w:start w:val="1"/>
+      <w:numFmt w:val="decimal"/>
+      <w:lvlText w:val="%7."/>
+      <w:lvlJc w:val="left"/>
+      <w:pPr>
+        <w:ind w:left="4113" w:hanging="360"/>
+      </w:pPr>
+    </w:lvl>
+    <w:lvl w:ilvl="7" w:tplc="38090019" w:tentative="1">
+      <w:start w:val="1"/>
+      <w:numFmt w:val="lowerLetter"/>
+      <w:lvlText w:val="%8."/>
+      <w:lvlJc w:val="left"/>
+      <w:pPr>
+        <w:ind w:left="4833" w:hanging="360"/>
+      </w:pPr>
+    </w:lvl>
+    <w:lvl w:ilvl="8" w:tplc="3809001B" w:tentative="1">
+      <w:start w:val="1"/>
+      <w:numFmt w:val="lowerRoman"/>
+      <w:lvlText w:val="%9."/>
+      <w:lvlJc w:val="right"/>
+      <w:pPr>
+        <w:ind w:left="5553" w:hanging="180"/>
+      </w:pPr>
+    </w:lvl>
+  </w:abstractNum>
   <w:num w:numId="1" w16cid:durableId="87778730">
-    <w:abstractNumId w:val="1"/>
+    <w:abstractNumId w:val="3"/>
   </w:num>
   <w:num w:numId="2" w16cid:durableId="2019236365">
     <w:abstractNumId w:val="0"/>
+  </w:num>
+  <w:num w:numId="3" w16cid:durableId="780301067">
+    <w:abstractNumId w:val="6"/>
+  </w:num>
+  <w:num w:numId="4" w16cid:durableId="1969699113">
+    <w:abstractNumId w:val="5"/>
+  </w:num>
+  <w:num w:numId="5" w16cid:durableId="212735313">
+    <w:abstractNumId w:val="4"/>
+  </w:num>
+  <w:num w:numId="6" w16cid:durableId="1793816088">
+    <w:abstractNumId w:val="2"/>
+  </w:num>
+  <w:num w:numId="7" w16cid:durableId="484057334">
+    <w:abstractNumId w:val="1"/>
   </w:num>
 </w:numbering>
 </file>
